--- a/claude_project_assets/questionnaire.docx
+++ b/claude_project_assets/questionnaire.docx
@@ -1698,237 +1698,4 @@
     </a:ext>
   </a:extLst>
 </a:theme>
-</file>
-
-<file path=customXml/item1.xml><?xml version="1.0" encoding="utf-8"?>
-<ct:contentTypeSchema xmlns:ct="http://schemas.microsoft.com/office/2006/metadata/contentType" xmlns:ma="http://schemas.microsoft.com/office/2006/metadata/properties/metaAttributes" ct:_="" ma:_="" ma:contentTypeName="Document" ma:contentTypeID="0x0101006AAA32E7549EE6449AC68337FF671C5A" ma:contentTypeVersion="12" ma:contentTypeDescription="Create a new document." ma:contentTypeScope="" ma:versionID="5b725368af9e92254b31af2044252fac">
-  <xsd:schema xmlns:xsd="http://www.w3.org/2001/XMLSchema" xmlns:xs="http://www.w3.org/2001/XMLSchema" xmlns:p="http://schemas.microsoft.com/office/2006/metadata/properties" xmlns:ns2="03e19825-731a-404b-84c3-310fff85d1a8" xmlns:ns3="a675dd88-c1ff-478a-b60f-ff004313760b" targetNamespace="http://schemas.microsoft.com/office/2006/metadata/properties" ma:root="true" ma:fieldsID="de1faf0135fd982ba30b50c3b754e7cb" ns2:_="" ns3:_="">
-    <xsd:import namespace="03e19825-731a-404b-84c3-310fff85d1a8"/>
-    <xsd:import namespace="a675dd88-c1ff-478a-b60f-ff004313760b"/>
-    <xsd:element name="properties">
-      <xsd:complexType>
-        <xsd:sequence>
-          <xsd:element name="documentManagement">
-            <xsd:complexType>
-              <xsd:all>
-                <xsd:element ref="ns2:MediaServiceMetadata" minOccurs="0"/>
-                <xsd:element ref="ns2:MediaServiceFastMetadata" minOccurs="0"/>
-                <xsd:element ref="ns2:MediaServiceSearchProperties" minOccurs="0"/>
-                <xsd:element ref="ns2:MediaServiceDateTaken" minOccurs="0"/>
-                <xsd:element ref="ns2:lcf76f155ced4ddcb4097134ff3c332f" minOccurs="0"/>
-                <xsd:element ref="ns3:TaxCatchAll" minOccurs="0"/>
-                <xsd:element ref="ns2:MediaServiceGenerationTime" minOccurs="0"/>
-                <xsd:element ref="ns2:MediaServiceEventHashCode" minOccurs="0"/>
-                <xsd:element ref="ns2:MediaServiceOCR" minOccurs="0"/>
-                <xsd:element ref="ns2:MediaLengthInSeconds" minOccurs="0"/>
-                <xsd:element ref="ns2:MediaServiceLocation" minOccurs="0"/>
-              </xsd:all>
-            </xsd:complexType>
-          </xsd:element>
-        </xsd:sequence>
-      </xsd:complexType>
-    </xsd:element>
-  </xsd:schema>
-  <xsd:schema xmlns:xsd="http://www.w3.org/2001/XMLSchema" xmlns:xs="http://www.w3.org/2001/XMLSchema" xmlns:dms="http://schemas.microsoft.com/office/2006/documentManagement/types" xmlns:pc="http://schemas.microsoft.com/office/infopath/2007/PartnerControls" targetNamespace="03e19825-731a-404b-84c3-310fff85d1a8" elementFormDefault="qualified">
-    <xsd:import namespace="http://schemas.microsoft.com/office/2006/documentManagement/types"/>
-    <xsd:import namespace="http://schemas.microsoft.com/office/infopath/2007/PartnerControls"/>
-    <xsd:element name="MediaServiceMetadata" ma:index="8" nillable="true" ma:displayName="MediaServiceMetadata" ma:hidden="true" ma:internalName="MediaServiceMetadata" ma:readOnly="true">
-      <xsd:simpleType>
-        <xsd:restriction base="dms:Note"/>
-      </xsd:simpleType>
-    </xsd:element>
-    <xsd:element name="MediaServiceFastMetadata" ma:index="9" nillable="true" ma:displayName="MediaServiceFastMetadata" ma:hidden="true" ma:internalName="MediaServiceFastMetadata" ma:readOnly="true">
-      <xsd:simpleType>
-        <xsd:restriction base="dms:Note"/>
-      </xsd:simpleType>
-    </xsd:element>
-    <xsd:element name="MediaServiceSearchProperties" ma:index="10" nillable="true" ma:displayName="MediaServiceSearchProperties" ma:hidden="true" ma:internalName="MediaServiceSearchProperties" ma:readOnly="true">
-      <xsd:simpleType>
-        <xsd:restriction base="dms:Note"/>
-      </xsd:simpleType>
-    </xsd:element>
-    <xsd:element name="MediaServiceDateTaken" ma:index="11" nillable="true" ma:displayName="MediaServiceDateTaken" ma:hidden="true" ma:indexed="true" ma:internalName="MediaServiceDateTaken" ma:readOnly="true">
-      <xsd:simpleType>
-        <xsd:restriction base="dms:Text"/>
-      </xsd:simpleType>
-    </xsd:element>
-    <xsd:element name="lcf76f155ced4ddcb4097134ff3c332f" ma:index="13" nillable="true" ma:taxonomy="true" ma:internalName="lcf76f155ced4ddcb4097134ff3c332f" ma:taxonomyFieldName="MediaServiceImageTags" ma:displayName="Image Tags" ma:readOnly="false" ma:fieldId="{5cf76f15-5ced-4ddc-b409-7134ff3c332f}" ma:taxonomyMulti="true" ma:sspId="41616629-9183-4d38-9e3a-f9db27d53a26" ma:termSetId="09814cd3-568e-fe90-9814-8d621ff8fb84" ma:anchorId="fba54fb3-c3e1-fe81-a776-ca4b69148c4d" ma:open="true" ma:isKeyword="false">
-      <xsd:complexType>
-        <xsd:sequence>
-          <xsd:element ref="pc:Terms" minOccurs="0" maxOccurs="1"/>
-        </xsd:sequence>
-      </xsd:complexType>
-    </xsd:element>
-    <xsd:element name="MediaServiceGenerationTime" ma:index="15" nillable="true" ma:displayName="MediaServiceGenerationTime" ma:hidden="true" ma:internalName="MediaServiceGenerationTime" ma:readOnly="true">
-      <xsd:simpleType>
-        <xsd:restriction base="dms:Text"/>
-      </xsd:simpleType>
-    </xsd:element>
-    <xsd:element name="MediaServiceEventHashCode" ma:index="16" nillable="true" ma:displayName="MediaServiceEventHashCode" ma:hidden="true" ma:internalName="MediaServiceEventHashCode" ma:readOnly="true">
-      <xsd:simpleType>
-        <xsd:restriction base="dms:Text"/>
-      </xsd:simpleType>
-    </xsd:element>
-    <xsd:element name="MediaServiceOCR" ma:index="17" nillable="true" ma:displayName="Extracted Text" ma:internalName="MediaServiceOCR" ma:readOnly="true">
-      <xsd:simpleType>
-        <xsd:restriction base="dms:Note">
-          <xsd:maxLength value="255"/>
-        </xsd:restriction>
-      </xsd:simpleType>
-    </xsd:element>
-    <xsd:element name="MediaLengthInSeconds" ma:index="18" nillable="true" ma:displayName="MediaLengthInSeconds" ma:hidden="true" ma:internalName="MediaLengthInSeconds" ma:readOnly="true">
-      <xsd:simpleType>
-        <xsd:restriction base="dms:Unknown"/>
-      </xsd:simpleType>
-    </xsd:element>
-    <xsd:element name="MediaServiceLocation" ma:index="19" nillable="true" ma:displayName="Location" ma:indexed="true" ma:internalName="MediaServiceLocation" ma:readOnly="true">
-      <xsd:simpleType>
-        <xsd:restriction base="dms:Text"/>
-      </xsd:simpleType>
-    </xsd:element>
-  </xsd:schema>
-  <xsd:schema xmlns:xsd="http://www.w3.org/2001/XMLSchema" xmlns:xs="http://www.w3.org/2001/XMLSchema" xmlns:dms="http://schemas.microsoft.com/office/2006/documentManagement/types" xmlns:pc="http://schemas.microsoft.com/office/infopath/2007/PartnerControls" targetNamespace="a675dd88-c1ff-478a-b60f-ff004313760b" elementFormDefault="qualified">
-    <xsd:import namespace="http://schemas.microsoft.com/office/2006/documentManagement/types"/>
-    <xsd:import namespace="http://schemas.microsoft.com/office/infopath/2007/PartnerControls"/>
-    <xsd:element name="TaxCatchAll" ma:index="14" nillable="true" ma:displayName="Taxonomy Catch All Column" ma:hidden="true" ma:list="{fee70d54-65c2-44e4-aa1e-ee2a67be174e}" ma:internalName="TaxCatchAll" ma:showField="CatchAllData" ma:web="a675dd88-c1ff-478a-b60f-ff004313760b">
-      <xsd:complexType>
-        <xsd:complexContent>
-          <xsd:extension base="dms:MultiChoiceLookup">
-            <xsd:sequence>
-              <xsd:element name="Value" type="dms:Lookup" maxOccurs="unbounded" minOccurs="0" nillable="true"/>
-            </xsd:sequence>
-          </xsd:extension>
-        </xsd:complexContent>
-      </xsd:complexType>
-    </xsd:element>
-  </xsd:schema>
-  <xsd:schema xmlns="http://schemas.openxmlformats.org/package/2006/metadata/core-properties" xmlns:xsd="http://www.w3.org/2001/XMLSchema" xmlns:xsi="http://www.w3.org/2001/XMLSchema-instance" xmlns:dc="http://purl.org/dc/elements/1.1/" xmlns:dcterms="http://purl.org/dc/terms/" xmlns:odoc="http://schemas.microsoft.com/internal/obd" targetNamespace="http://schemas.openxmlformats.org/package/2006/metadata/core-properties" elementFormDefault="qualified" attributeFormDefault="unqualified" blockDefault="#all">
-    <xsd:import namespace="http://purl.org/dc/elements/1.1/" schemaLocation="http://dublincore.org/schemas/xmls/qdc/2003/04/02/dc.xsd"/>
-    <xsd:import namespace="http://purl.org/dc/terms/" schemaLocation="http://dublincore.org/schemas/xmls/qdc/2003/04/02/dcterms.xsd"/>
-    <xsd:element name="coreProperties" type="CT_coreProperties"/>
-    <xsd:complexType name="CT_coreProperties">
-      <xsd:all>
-        <xsd:element ref="dc:creator" minOccurs="0" maxOccurs="1"/>
-        <xsd:element ref="dcterms:created" minOccurs="0" maxOccurs="1"/>
-        <xsd:element ref="dc:identifier" minOccurs="0" maxOccurs="1"/>
-        <xsd:element name="contentType" minOccurs="0" maxOccurs="1" type="xsd:string" ma:index="0" ma:displayName="Content Type"/>
-        <xsd:element ref="dc:title" minOccurs="0" maxOccurs="1" ma:index="4" ma:displayName="Title"/>
-        <xsd:element ref="dc:subject" minOccurs="0" maxOccurs="1"/>
-        <xsd:element ref="dc:description" minOccurs="0" maxOccurs="1"/>
-        <xsd:element name="keywords" minOccurs="0" maxOccurs="1" type="xsd:string"/>
-        <xsd:element ref="dc:language" minOccurs="0" maxOccurs="1"/>
-        <xsd:element name="category" minOccurs="0" maxOccurs="1" type="xsd:string"/>
-        <xsd:element name="version" minOccurs="0" maxOccurs="1" type="xsd:string"/>
-        <xsd:element name="revision" minOccurs="0" maxOccurs="1" type="xsd:string">
-          <xsd:annotation>
-            <xsd:documentation>
-                        This value indicates the number of saves or revisions. The application is responsible for updating this value after each revision.
-                    </xsd:documentation>
-          </xsd:annotation>
-        </xsd:element>
-        <xsd:element name="lastModifiedBy" minOccurs="0" maxOccurs="1" type="xsd:string"/>
-        <xsd:element ref="dcterms:modified" minOccurs="0" maxOccurs="1"/>
-        <xsd:element name="contentStatus" minOccurs="0" maxOccurs="1" type="xsd:string"/>
-      </xsd:all>
-    </xsd:complexType>
-  </xsd:schema>
-  <xs:schema xmlns:pc="http://schemas.microsoft.com/office/infopath/2007/PartnerControls" xmlns:xs="http://www.w3.org/2001/XMLSchema" targetNamespace="http://schemas.microsoft.com/office/infopath/2007/PartnerControls" elementFormDefault="qualified" attributeFormDefault="unqualified">
-    <xs:element name="Person">
-      <xs:complexType>
-        <xs:sequence>
-          <xs:element ref="pc:DisplayName" minOccurs="0"/>
-          <xs:element ref="pc:AccountId" minOccurs="0"/>
-          <xs:element ref="pc:AccountType" minOccurs="0"/>
-        </xs:sequence>
-      </xs:complexType>
-    </xs:element>
-    <xs:element name="DisplayName" type="xs:string"/>
-    <xs:element name="AccountId" type="xs:string"/>
-    <xs:element name="AccountType" type="xs:string"/>
-    <xs:element name="BDCAssociatedEntity">
-      <xs:complexType>
-        <xs:sequence>
-          <xs:element ref="pc:BDCEntity" minOccurs="0" maxOccurs="unbounded"/>
-        </xs:sequence>
-        <xs:attribute ref="pc:EntityNamespace"/>
-        <xs:attribute ref="pc:EntityName"/>
-        <xs:attribute ref="pc:SystemInstanceName"/>
-        <xs:attribute ref="pc:AssociationName"/>
-      </xs:complexType>
-    </xs:element>
-    <xs:attribute name="EntityNamespace" type="xs:string"/>
-    <xs:attribute name="EntityName" type="xs:string"/>
-    <xs:attribute name="SystemInstanceName" type="xs:string"/>
-    <xs:attribute name="AssociationName" type="xs:string"/>
-    <xs:element name="BDCEntity">
-      <xs:complexType>
-        <xs:sequence>
-          <xs:element ref="pc:EntityDisplayName" minOccurs="0"/>
-          <xs:element ref="pc:EntityInstanceReference" minOccurs="0"/>
-          <xs:element ref="pc:EntityId1" minOccurs="0"/>
-          <xs:element ref="pc:EntityId2" minOccurs="0"/>
-          <xs:element ref="pc:EntityId3" minOccurs="0"/>
-          <xs:element ref="pc:EntityId4" minOccurs="0"/>
-          <xs:element ref="pc:EntityId5" minOccurs="0"/>
-        </xs:sequence>
-      </xs:complexType>
-    </xs:element>
-    <xs:element name="EntityDisplayName" type="xs:string"/>
-    <xs:element name="EntityInstanceReference" type="xs:string"/>
-    <xs:element name="EntityId1" type="xs:string"/>
-    <xs:element name="EntityId2" type="xs:string"/>
-    <xs:element name="EntityId3" type="xs:string"/>
-    <xs:element name="EntityId4" type="xs:string"/>
-    <xs:element name="EntityId5" type="xs:string"/>
-    <xs:element name="Terms">
-      <xs:complexType>
-        <xs:sequence>
-          <xs:element ref="pc:TermInfo" minOccurs="0" maxOccurs="unbounded"/>
-        </xs:sequence>
-      </xs:complexType>
-    </xs:element>
-    <xs:element name="TermInfo">
-      <xs:complexType>
-        <xs:sequence>
-          <xs:element ref="pc:TermName" minOccurs="0"/>
-          <xs:element ref="pc:TermId" minOccurs="0"/>
-        </xs:sequence>
-      </xs:complexType>
-    </xs:element>
-    <xs:element name="TermName" type="xs:string"/>
-    <xs:element name="TermId" type="xs:string"/>
-  </xs:schema>
-</ct:contentTypeSchema>
-</file>
-
-<file path=customXml/item2.xml><?xml version="1.0" encoding="utf-8"?>
-<?mso-contentType ?>
-<FormTemplates xmlns="http://schemas.microsoft.com/sharepoint/v3/contenttype/forms">
-  <Display>DocumentLibraryForm</Display>
-  <Edit>DocumentLibraryForm</Edit>
-  <New>DocumentLibraryForm</New>
-</FormTemplates>
-</file>
-
-<file path=customXml/item3.xml><?xml version="1.0" encoding="utf-8"?>
-<p:properties xmlns:p="http://schemas.microsoft.com/office/2006/metadata/properties" xmlns:xsi="http://www.w3.org/2001/XMLSchema-instance" xmlns:pc="http://schemas.microsoft.com/office/infopath/2007/PartnerControls">
-  <documentManagement>
-    <lcf76f155ced4ddcb4097134ff3c332f xmlns="03e19825-731a-404b-84c3-310fff85d1a8">
-      <Terms xmlns="http://schemas.microsoft.com/office/infopath/2007/PartnerControls"/>
-    </lcf76f155ced4ddcb4097134ff3c332f>
-    <TaxCatchAll xmlns="a675dd88-c1ff-478a-b60f-ff004313760b" xsi:nil="true"/>
-  </documentManagement>
-</p:properties>
-</file>
-
-<file path=customXml/itemProps1.xml><?xml version="1.0" encoding="utf-8"?>
-<ds:datastoreItem xmlns:ds="http://schemas.openxmlformats.org/officeDocument/2006/customXml" ds:itemID="{85E3D6ED-6E2D-4377-AAEB-9053CA386DAD}"/>
-</file>
-
-<file path=customXml/itemProps2.xml><?xml version="1.0" encoding="utf-8"?>
-<ds:datastoreItem xmlns:ds="http://schemas.openxmlformats.org/officeDocument/2006/customXml" ds:itemID="{8F40F3C5-522D-46DB-BDE1-C85D8B4EE348}"/>
-</file>
-
-<file path=customXml/itemProps3.xml><?xml version="1.0" encoding="utf-8"?>
-<ds:datastoreItem xmlns:ds="http://schemas.openxmlformats.org/officeDocument/2006/customXml" ds:itemID="{2720FD72-1096-43EA-B753-C585862A5FC3}"/>
 </file>
--- a/claude_project_assets/questionnaire.docx
+++ b/claude_project_assets/questionnaire.docx
@@ -45,6 +45,13 @@
         <w:t xml:space="preserve"> </w:t>
       </w:r>
       <w:r>
+        <w:rPr>
+          <w:b/>
+          <w:bCs/>
+        </w:rPr>
+        <w:t xml:space="preserve">before</w:t>
+      </w:r>
+      <w:r>
         <w:t xml:space="preserve"> </w:t>
       </w:r>
       <w:r>
@@ -53,16 +60,67 @@
       <w:r>
         <w:t xml:space="preserve"> </w:t>
       </w:r>
-      <w:r>
-        <w:t xml:space="preserve">. When you start the chat, paste this whole filled page as your first message — Claude will use it to skip the warm-up questions and go straight to inspecting your data.</w:t>
+      <w:hyperlink r:id="rId9">
+        <w:r>
+          <w:rPr>
+            <w:rStyle w:val="Hyperlink"/>
+          </w:rPr>
+          <w:t xml:space="preserve">claude.ai</w:t>
+        </w:r>
+      </w:hyperlink>
+      <w:r>
+        <w:t xml:space="preserve">. When you start the chat, paste the contents of this filled page as your first message — Claude will use it to skip the warm-up questions and go straight to inspecting your data.</w:t>
       </w:r>
     </w:p>
     <w:p>
       <w:pPr>
         <w:pStyle w:val="BodyText"/>
       </w:pPr>
-    </w:p>
-    <w:bookmarkStart w:id="9" w:name="country-and-inventory-year"/>
+      <w:r>
+        <w:rPr>
+          <w:i/>
+          <w:iCs/>
+        </w:rPr>
+        <w:t xml:space="preserve">Save this file as</w:t>
+      </w:r>
+      <w:r>
+        <w:rPr>
+          <w:i/>
+          <w:iCs/>
+        </w:rPr>
+        <w:t xml:space="preserve"> </w:t>
+      </w:r>
+      <w:r>
+        <w:rPr>
+          <w:rStyle w:val="VerbatimChar"/>
+          <w:i/>
+          <w:iCs/>
+        </w:rPr>
+        <w:t xml:space="preserve">my_inventory_questionnaire.docx</w:t>
+      </w:r>
+      <w:r>
+        <w:rPr>
+          <w:i/>
+          <w:iCs/>
+        </w:rPr>
+        <w:t xml:space="preserve"> </w:t>
+      </w:r>
+      <w:r>
+        <w:rPr>
+          <w:i/>
+          <w:iCs/>
+        </w:rPr>
+        <w:t xml:space="preserve">and type your answers directly into the form below. Italic lines are guidance and can be left in place.</w:t>
+      </w:r>
+    </w:p>
+    <w:p>
+      <w:r>
+        <w:pict>
+          <v:rect style="width:0;height:1.5pt" o:hralign="center" o:hrstd="t" o:hr="t"/>
+        </w:pict>
+      </w:r>
+    </w:p>
+    <w:bookmarkStart w:id="10" w:name="country-and-inventory-year"/>
     <w:p>
       <w:pPr>
         <w:pStyle w:val="Heading1"/>
@@ -73,29 +131,128 @@
     </w:p>
     <w:p>
       <w:pPr>
+        <w:numPr>
+          <w:ilvl w:val="0"/>
+          <w:numId w:val="1001"/>
+        </w:numPr>
+      </w:pPr>
+      <w:r>
+        <w:rPr>
+          <w:b/>
+          <w:bCs/>
+        </w:rPr>
+        <w:t xml:space="preserve">Country:</w:t>
+      </w:r>
+      <w:r>
+        <w:t xml:space="preserve"> </w:t>
+      </w:r>
+      <w:r>
+        <w:t xml:space="preserve">______________________________________________________</w:t>
+      </w:r>
+    </w:p>
+    <w:p>
+      <w:pPr>
+        <w:numPr>
+          <w:ilvl w:val="0"/>
+          <w:numId w:val="1001"/>
+        </w:numPr>
+      </w:pPr>
+      <w:r>
+        <w:rPr>
+          <w:b/>
+          <w:bCs/>
+        </w:rPr>
+        <w:t xml:space="preserve">Inventory year being prepared:</w:t>
+      </w:r>
+      <w:r>
+        <w:t xml:space="preserve"> </w:t>
+      </w:r>
+      <w:r>
+        <w:t xml:space="preserve">______________________________________________________</w:t>
+      </w:r>
+    </w:p>
+    <w:bookmarkEnd w:id="10"/>
+    <w:bookmarkStart w:id="11" w:name="ipcc-guidelines-version"/>
+    <w:p>
+      <w:pPr>
+        <w:pStyle w:val="Heading1"/>
+      </w:pPr>
+      <w:r>
+        <w:t xml:space="preserve">2. IPCC guidelines version</w:t>
+      </w:r>
+    </w:p>
+    <w:p>
+      <w:pPr>
         <w:pStyle w:val="FirstParagraph"/>
       </w:pPr>
       <w:r>
-        <w:t xml:space="preserve"> </w:t>
-      </w:r>
-      <w:r>
-        <w:t xml:space="preserve">\</w:t>
-      </w:r>
-      <w:r>
-        <w:t xml:space="preserve"> </w:t>
-      </w:r>
-      <w:r>
-        <w:t xml:space="preserve"> </w:t>
-      </w:r>
-    </w:p>
-    <w:bookmarkEnd w:id="9"/>
-    <w:bookmarkStart w:id="10" w:name="ipcc-guidelines-version"/>
+        <w:t xml:space="preserve">Tick one:</w:t>
+      </w:r>
+    </w:p>
+    <w:p>
+      <w:pPr>
+        <w:pStyle w:val="Compact"/>
+        <w:numPr>
+          <w:ilvl w:val="0"/>
+          <w:numId w:val="1002"/>
+        </w:numPr>
+      </w:pPr>
+      <w:r>
+        <w:rPr>
+          <w:b/>
+          <w:bCs/>
+        </w:rPr>
+        <w:t xml:space="preserve">IPCC 2006 Guidelines</w:t>
+      </w:r>
+      <w:r>
+        <w:t xml:space="preserve"> </w:t>
+      </w:r>
+      <w:r>
+        <w:t xml:space="preserve">(still the default reporting requirement in many countries)</w:t>
+      </w:r>
+    </w:p>
+    <w:p>
+      <w:pPr>
+        <w:pStyle w:val="Compact"/>
+        <w:numPr>
+          <w:ilvl w:val="0"/>
+          <w:numId w:val="1003"/>
+        </w:numPr>
+      </w:pPr>
+      <w:r>
+        <w:rPr>
+          <w:b/>
+          <w:bCs/>
+        </w:rPr>
+        <w:t xml:space="preserve">IPCC 2019 Refinement</w:t>
+      </w:r>
+      <w:r>
+        <w:t xml:space="preserve"> </w:t>
+      </w:r>
+      <w:r>
+        <w:t xml:space="preserve">(newer; updated emission factors, more manure systems)</w:t>
+      </w:r>
+    </w:p>
+    <w:p>
+      <w:pPr>
+        <w:pStyle w:val="FirstParagraph"/>
+      </w:pPr>
+      <w:r>
+        <w:rPr>
+          <w:i/>
+          <w:iCs/>
+        </w:rPr>
+        <w:t xml:space="preserve">If unsure, ask your national focal point or pick 2006 — the app accepts both.</w:t>
+      </w:r>
+    </w:p>
+    <w:bookmarkEnd w:id="11"/>
+    <w:bookmarkStart w:id="12" w:name="cattle-sub-categories"/>
     <w:p>
       <w:pPr>
         <w:pStyle w:val="Heading1"/>
       </w:pPr>
       <w:r>
-        <w:t xml:space="preserve">2. IPCC guidelines version</w:t>
+        <w:t xml:space="preserve">3. Cattle sub-categories</w:t>
       </w:r>
     </w:p>
     <w:p>
@@ -103,138 +260,1539 @@
         <w:pStyle w:val="FirstParagraph"/>
       </w:pPr>
       <w:r>
-        <w:t xml:space="preserve">Tick one:</w:t>
-      </w:r>
-    </w:p>
+        <w:rPr>
+          <w:i/>
+          <w:iCs/>
+        </w:rPr>
+        <w:t xml:space="preserve">List the sub-categories your inventory splits cattle into and the approximate head count of each. You can use any names — Claude will map them to the app’s controlled vocabulary.</w:t>
+      </w:r>
+    </w:p>
+    <w:tbl>
+      <w:tblPr>
+        <w:tblStyle w:val="Table"/>
+        <w:tblW w:type="pct" w:w="5000"/>
+        <w:tblLayout w:type="fixed"/>
+        <w:tblLook w:firstRow="1" w:lastRow="0" w:firstColumn="0" w:lastColumn="0" w:noHBand="0" w:noVBand="0" w:val="0020"/>
+      </w:tblPr>
+      <w:tblGrid>
+        <w:gridCol w:w="1857"/>
+        <w:gridCol w:w="1173"/>
+        <w:gridCol w:w="1466"/>
+        <w:gridCol w:w="3422"/>
+      </w:tblGrid>
+      <w:tr>
+        <w:trPr>
+          <w:tblHeader w:val="on"/>
+        </w:trPr>
+        <w:tc>
+          <w:tcPr/>
+          <w:p>
+            <w:pPr>
+              <w:pStyle w:val="Compact"/>
+            </w:pPr>
+            <w:r>
+              <w:t xml:space="preserve">Sub-category name</w:t>
+            </w:r>
+          </w:p>
+        </w:tc>
+        <w:tc>
+          <w:tcPr/>
+          <w:p>
+            <w:pPr>
+              <w:pStyle w:val="Compact"/>
+            </w:pPr>
+            <w:r>
+              <w:t xml:space="preserve">Head count</w:t>
+            </w:r>
+          </w:p>
+        </w:tc>
+        <w:tc>
+          <w:tcPr/>
+          <w:p>
+            <w:pPr>
+              <w:pStyle w:val="Compact"/>
+            </w:pPr>
+            <w:r>
+              <w:t xml:space="preserve">Sex (M/F/mix)</w:t>
+            </w:r>
+          </w:p>
+        </w:tc>
+        <w:tc>
+          <w:tcPr/>
+          <w:p>
+            <w:pPr>
+              <w:pStyle w:val="Compact"/>
+            </w:pPr>
+            <w:r>
+              <w:t xml:space="preserve">Age class (adult / 1–3yr / calf)</w:t>
+            </w:r>
+          </w:p>
+        </w:tc>
+      </w:tr>
+      <w:tr>
+        <w:tc>
+          <w:tcPr/>
+          <w:p>
+            <w:pPr>
+              <w:pStyle w:val="Compact"/>
+            </w:pPr>
+          </w:p>
+        </w:tc>
+        <w:tc>
+          <w:tcPr/>
+          <w:p>
+            <w:pPr>
+              <w:pStyle w:val="Compact"/>
+            </w:pPr>
+          </w:p>
+        </w:tc>
+        <w:tc>
+          <w:tcPr/>
+          <w:p>
+            <w:pPr>
+              <w:pStyle w:val="Compact"/>
+            </w:pPr>
+          </w:p>
+        </w:tc>
+        <w:tc>
+          <w:tcPr/>
+          <w:p>
+            <w:pPr>
+              <w:pStyle w:val="Compact"/>
+            </w:pPr>
+          </w:p>
+        </w:tc>
+      </w:tr>
+      <w:tr>
+        <w:tc>
+          <w:tcPr/>
+          <w:p>
+            <w:pPr>
+              <w:pStyle w:val="Compact"/>
+            </w:pPr>
+          </w:p>
+        </w:tc>
+        <w:tc>
+          <w:tcPr/>
+          <w:p>
+            <w:pPr>
+              <w:pStyle w:val="Compact"/>
+            </w:pPr>
+          </w:p>
+        </w:tc>
+        <w:tc>
+          <w:tcPr/>
+          <w:p>
+            <w:pPr>
+              <w:pStyle w:val="Compact"/>
+            </w:pPr>
+          </w:p>
+        </w:tc>
+        <w:tc>
+          <w:tcPr/>
+          <w:p>
+            <w:pPr>
+              <w:pStyle w:val="Compact"/>
+            </w:pPr>
+          </w:p>
+        </w:tc>
+      </w:tr>
+      <w:tr>
+        <w:tc>
+          <w:tcPr/>
+          <w:p>
+            <w:pPr>
+              <w:pStyle w:val="Compact"/>
+            </w:pPr>
+          </w:p>
+        </w:tc>
+        <w:tc>
+          <w:tcPr/>
+          <w:p>
+            <w:pPr>
+              <w:pStyle w:val="Compact"/>
+            </w:pPr>
+          </w:p>
+        </w:tc>
+        <w:tc>
+          <w:tcPr/>
+          <w:p>
+            <w:pPr>
+              <w:pStyle w:val="Compact"/>
+            </w:pPr>
+          </w:p>
+        </w:tc>
+        <w:tc>
+          <w:tcPr/>
+          <w:p>
+            <w:pPr>
+              <w:pStyle w:val="Compact"/>
+            </w:pPr>
+          </w:p>
+        </w:tc>
+      </w:tr>
+      <w:tr>
+        <w:tc>
+          <w:tcPr/>
+          <w:p>
+            <w:pPr>
+              <w:pStyle w:val="Compact"/>
+            </w:pPr>
+          </w:p>
+        </w:tc>
+        <w:tc>
+          <w:tcPr/>
+          <w:p>
+            <w:pPr>
+              <w:pStyle w:val="Compact"/>
+            </w:pPr>
+          </w:p>
+        </w:tc>
+        <w:tc>
+          <w:tcPr/>
+          <w:p>
+            <w:pPr>
+              <w:pStyle w:val="Compact"/>
+            </w:pPr>
+          </w:p>
+        </w:tc>
+        <w:tc>
+          <w:tcPr/>
+          <w:p>
+            <w:pPr>
+              <w:pStyle w:val="Compact"/>
+            </w:pPr>
+          </w:p>
+        </w:tc>
+      </w:tr>
+      <w:tr>
+        <w:tc>
+          <w:tcPr/>
+          <w:p>
+            <w:pPr>
+              <w:pStyle w:val="Compact"/>
+            </w:pPr>
+          </w:p>
+        </w:tc>
+        <w:tc>
+          <w:tcPr/>
+          <w:p>
+            <w:pPr>
+              <w:pStyle w:val="Compact"/>
+            </w:pPr>
+          </w:p>
+        </w:tc>
+        <w:tc>
+          <w:tcPr/>
+          <w:p>
+            <w:pPr>
+              <w:pStyle w:val="Compact"/>
+            </w:pPr>
+          </w:p>
+        </w:tc>
+        <w:tc>
+          <w:tcPr/>
+          <w:p>
+            <w:pPr>
+              <w:pStyle w:val="Compact"/>
+            </w:pPr>
+          </w:p>
+        </w:tc>
+      </w:tr>
+    </w:tbl>
     <w:p>
       <w:pPr>
         <w:pStyle w:val="BodyText"/>
       </w:pPr>
-    </w:p>
-    <w:bookmarkEnd w:id="10"/>
-    <w:bookmarkStart w:id="11" w:name="cattle-sub-categories"/>
+      <w:r>
+        <w:rPr>
+          <w:i/>
+          <w:iCs/>
+        </w:rPr>
+        <w:t xml:space="preserve">Example row: dairy cows | 500,000 | F | adult</w:t>
+      </w:r>
+    </w:p>
+    <w:bookmarkEnd w:id="12"/>
+    <w:bookmarkStart w:id="13" w:name="manure-management"/>
     <w:p>
       <w:pPr>
         <w:pStyle w:val="Heading1"/>
       </w:pPr>
       <w:r>
-        <w:t xml:space="preserve">3. Cattle sub-categories</w:t>
+        <w:t xml:space="preserve">4. Manure management</w:t>
       </w:r>
     </w:p>
     <w:p>
       <w:pPr>
         <w:pStyle w:val="FirstParagraph"/>
       </w:pPr>
-    </w:p>
+      <w:r>
+        <w:rPr>
+          <w:i/>
+          <w:iCs/>
+        </w:rPr>
+        <w:t xml:space="preserve">For each sub-category, roughly what % of manure goes to each system? Per sub-category, the percentages must sum to 100. Recognised systems:</w:t>
+      </w:r>
+    </w:p>
+    <w:p>
+      <w:pPr>
+        <w:pStyle w:val="Compact"/>
+        <w:numPr>
+          <w:ilvl w:val="0"/>
+          <w:numId w:val="1004"/>
+        </w:numPr>
+      </w:pPr>
+      <w:r>
+        <w:rPr>
+          <w:rStyle w:val="VerbatimChar"/>
+        </w:rPr>
+        <w:t xml:space="preserve">pasture</w:t>
+      </w:r>
+      <w:r>
+        <w:t xml:space="preserve">,</w:t>
+      </w:r>
+      <w:r>
+        <w:t xml:space="preserve"> </w:t>
+      </w:r>
+      <w:r>
+        <w:rPr>
+          <w:rStyle w:val="VerbatimChar"/>
+        </w:rPr>
+        <w:t xml:space="preserve">daily_spread</w:t>
+      </w:r>
+      <w:r>
+        <w:t xml:space="preserve">,</w:t>
+      </w:r>
+      <w:r>
+        <w:t xml:space="preserve"> </w:t>
+      </w:r>
+      <w:r>
+        <w:rPr>
+          <w:rStyle w:val="VerbatimChar"/>
+        </w:rPr>
+        <w:t xml:space="preserve">solid_storage</w:t>
+      </w:r>
+      <w:r>
+        <w:t xml:space="preserve">,</w:t>
+      </w:r>
+      <w:r>
+        <w:t xml:space="preserve"> </w:t>
+      </w:r>
+      <w:r>
+        <w:rPr>
+          <w:rStyle w:val="VerbatimChar"/>
+        </w:rPr>
+        <w:t xml:space="preserve">solid_storage_covered</w:t>
+      </w:r>
+      <w:r>
+        <w:t xml:space="preserve">*,</w:t>
+      </w:r>
+      <w:r>
+        <w:t xml:space="preserve"> </w:t>
+      </w:r>
+      <w:r>
+        <w:rPr>
+          <w:rStyle w:val="VerbatimChar"/>
+        </w:rPr>
+        <w:t xml:space="preserve">dry_lot</w:t>
+      </w:r>
+      <w:r>
+        <w:t xml:space="preserve">,</w:t>
+      </w:r>
+      <w:r>
+        <w:t xml:space="preserve"> </w:t>
+      </w:r>
+      <w:r>
+        <w:rPr>
+          <w:rStyle w:val="VerbatimChar"/>
+        </w:rPr>
+        <w:t xml:space="preserve">deep_bedding</w:t>
+      </w:r>
+    </w:p>
+    <w:p>
+      <w:pPr>
+        <w:pStyle w:val="Compact"/>
+        <w:numPr>
+          <w:ilvl w:val="0"/>
+          <w:numId w:val="1004"/>
+        </w:numPr>
+      </w:pPr>
+      <w:r>
+        <w:rPr>
+          <w:rStyle w:val="VerbatimChar"/>
+        </w:rPr>
+        <w:t xml:space="preserve">liquid_slurry</w:t>
+      </w:r>
+      <w:r>
+        <w:t xml:space="preserve">,</w:t>
+      </w:r>
+      <w:r>
+        <w:t xml:space="preserve"> </w:t>
+      </w:r>
+      <w:r>
+        <w:rPr>
+          <w:rStyle w:val="VerbatimChar"/>
+        </w:rPr>
+        <w:t xml:space="preserve">lagoon</w:t>
+      </w:r>
+      <w:r>
+        <w:t xml:space="preserve">,</w:t>
+      </w:r>
+      <w:r>
+        <w:t xml:space="preserve"> </w:t>
+      </w:r>
+      <w:r>
+        <w:rPr>
+          <w:rStyle w:val="VerbatimChar"/>
+        </w:rPr>
+        <w:t xml:space="preserve">composting</w:t>
+      </w:r>
+      <w:r>
+        <w:t xml:space="preserve">,</w:t>
+      </w:r>
+      <w:r>
+        <w:t xml:space="preserve"> </w:t>
+      </w:r>
+      <w:r>
+        <w:rPr>
+          <w:rStyle w:val="VerbatimChar"/>
+        </w:rPr>
+        <w:t xml:space="preserve">anaerobic_digester</w:t>
+      </w:r>
+      <w:r>
+        <w:t xml:space="preserve">*,</w:t>
+      </w:r>
+      <w:r>
+        <w:t xml:space="preserve"> </w:t>
+      </w:r>
+      <w:r>
+        <w:rPr>
+          <w:rStyle w:val="VerbatimChar"/>
+        </w:rPr>
+        <w:t xml:space="preserve">aerobic_treatment</w:t>
+      </w:r>
+      <w:r>
+        <w:t xml:space="preserve">*,</w:t>
+      </w:r>
+      <w:r>
+        <w:t xml:space="preserve"> </w:t>
+      </w:r>
+      <w:r>
+        <w:rPr>
+          <w:rStyle w:val="VerbatimChar"/>
+        </w:rPr>
+        <w:t xml:space="preserve">burned_for_fuel</w:t>
+      </w:r>
+      <w:r>
+        <w:t xml:space="preserve">*</w:t>
+      </w:r>
+    </w:p>
+    <w:p>
+      <w:pPr>
+        <w:pStyle w:val="FirstParagraph"/>
+      </w:pPr>
+      <w:r>
+        <w:rPr>
+          <w:i/>
+          <w:iCs/>
+        </w:rPr>
+        <w:t xml:space="preserve">*available only when IPCC version = 2019 Refinement.</w:t>
+      </w:r>
+    </w:p>
+    <w:tbl>
+      <w:tblPr>
+        <w:tblStyle w:val="Table"/>
+        <w:tblW w:type="pct" w:w="5000"/>
+        <w:tblLayout w:type="fixed"/>
+        <w:tblLook w:firstRow="1" w:lastRow="0" w:firstColumn="0" w:lastColumn="0" w:noHBand="0" w:noVBand="0" w:val="0020"/>
+      </w:tblPr>
+      <w:tblGrid>
+        <w:gridCol w:w="1584"/>
+        <w:gridCol w:w="1584"/>
+        <w:gridCol w:w="1584"/>
+        <w:gridCol w:w="1584"/>
+        <w:gridCol w:w="1584"/>
+      </w:tblGrid>
+      <w:tr>
+        <w:trPr>
+          <w:tblHeader w:val="on"/>
+        </w:trPr>
+        <w:tc>
+          <w:tcPr/>
+          <w:p>
+            <w:pPr>
+              <w:pStyle w:val="Compact"/>
+            </w:pPr>
+            <w:r>
+              <w:t xml:space="preserve">Sub-category</w:t>
+            </w:r>
+          </w:p>
+        </w:tc>
+        <w:tc>
+          <w:tcPr/>
+          <w:p>
+            <w:pPr>
+              <w:pStyle w:val="Compact"/>
+            </w:pPr>
+            <w:r>
+              <w:t xml:space="preserve">System 1 (%)</w:t>
+            </w:r>
+          </w:p>
+        </w:tc>
+        <w:tc>
+          <w:tcPr/>
+          <w:p>
+            <w:pPr>
+              <w:pStyle w:val="Compact"/>
+            </w:pPr>
+            <w:r>
+              <w:t xml:space="preserve">System 2 (%)</w:t>
+            </w:r>
+          </w:p>
+        </w:tc>
+        <w:tc>
+          <w:tcPr/>
+          <w:p>
+            <w:pPr>
+              <w:pStyle w:val="Compact"/>
+            </w:pPr>
+            <w:r>
+              <w:t xml:space="preserve">System 3 (%)</w:t>
+            </w:r>
+          </w:p>
+        </w:tc>
+        <w:tc>
+          <w:tcPr/>
+          <w:p>
+            <w:pPr>
+              <w:pStyle w:val="Compact"/>
+            </w:pPr>
+            <w:r>
+              <w:t xml:space="preserve">System 4 (%)</w:t>
+            </w:r>
+          </w:p>
+        </w:tc>
+      </w:tr>
+      <w:tr>
+        <w:tc>
+          <w:tcPr/>
+          <w:p>
+            <w:pPr>
+              <w:pStyle w:val="Compact"/>
+            </w:pPr>
+          </w:p>
+        </w:tc>
+        <w:tc>
+          <w:tcPr/>
+          <w:p>
+            <w:pPr>
+              <w:pStyle w:val="Compact"/>
+            </w:pPr>
+          </w:p>
+        </w:tc>
+        <w:tc>
+          <w:tcPr/>
+          <w:p>
+            <w:pPr>
+              <w:pStyle w:val="Compact"/>
+            </w:pPr>
+          </w:p>
+        </w:tc>
+        <w:tc>
+          <w:tcPr/>
+          <w:p>
+            <w:pPr>
+              <w:pStyle w:val="Compact"/>
+            </w:pPr>
+          </w:p>
+        </w:tc>
+        <w:tc>
+          <w:tcPr/>
+          <w:p>
+            <w:pPr>
+              <w:pStyle w:val="Compact"/>
+            </w:pPr>
+          </w:p>
+        </w:tc>
+      </w:tr>
+      <w:tr>
+        <w:tc>
+          <w:tcPr/>
+          <w:p>
+            <w:pPr>
+              <w:pStyle w:val="Compact"/>
+            </w:pPr>
+          </w:p>
+        </w:tc>
+        <w:tc>
+          <w:tcPr/>
+          <w:p>
+            <w:pPr>
+              <w:pStyle w:val="Compact"/>
+            </w:pPr>
+          </w:p>
+        </w:tc>
+        <w:tc>
+          <w:tcPr/>
+          <w:p>
+            <w:pPr>
+              <w:pStyle w:val="Compact"/>
+            </w:pPr>
+          </w:p>
+        </w:tc>
+        <w:tc>
+          <w:tcPr/>
+          <w:p>
+            <w:pPr>
+              <w:pStyle w:val="Compact"/>
+            </w:pPr>
+          </w:p>
+        </w:tc>
+        <w:tc>
+          <w:tcPr/>
+          <w:p>
+            <w:pPr>
+              <w:pStyle w:val="Compact"/>
+            </w:pPr>
+          </w:p>
+        </w:tc>
+      </w:tr>
+      <w:tr>
+        <w:tc>
+          <w:tcPr/>
+          <w:p>
+            <w:pPr>
+              <w:pStyle w:val="Compact"/>
+            </w:pPr>
+          </w:p>
+        </w:tc>
+        <w:tc>
+          <w:tcPr/>
+          <w:p>
+            <w:pPr>
+              <w:pStyle w:val="Compact"/>
+            </w:pPr>
+          </w:p>
+        </w:tc>
+        <w:tc>
+          <w:tcPr/>
+          <w:p>
+            <w:pPr>
+              <w:pStyle w:val="Compact"/>
+            </w:pPr>
+          </w:p>
+        </w:tc>
+        <w:tc>
+          <w:tcPr/>
+          <w:p>
+            <w:pPr>
+              <w:pStyle w:val="Compact"/>
+            </w:pPr>
+          </w:p>
+        </w:tc>
+        <w:tc>
+          <w:tcPr/>
+          <w:p>
+            <w:pPr>
+              <w:pStyle w:val="Compact"/>
+            </w:pPr>
+          </w:p>
+        </w:tc>
+      </w:tr>
+    </w:tbl>
     <w:p>
       <w:pPr>
         <w:pStyle w:val="BodyText"/>
       </w:pPr>
-    </w:p>
-    <w:bookmarkEnd w:id="11"/>
-    <w:bookmarkStart w:id="12" w:name="manure-management"/>
+      <w:r>
+        <w:rPr>
+          <w:i/>
+          <w:iCs/>
+        </w:rPr>
+        <w:t xml:space="preserve">Example: dairy cows: pasture 40%, solid_storage 35%, liquid_slurry 15%, lagoon 10% (sums to 100).</w:t>
+      </w:r>
+    </w:p>
+    <w:bookmarkEnd w:id="13"/>
+    <w:bookmarkStart w:id="14" w:name="data-fields-you-have"/>
     <w:p>
       <w:pPr>
         <w:pStyle w:val="Heading1"/>
       </w:pPr>
       <w:r>
-        <w:t xml:space="preserve">4. Manure management</w:t>
+        <w:t xml:space="preserve">5. Data fields you have</w:t>
       </w:r>
     </w:p>
     <w:p>
       <w:pPr>
         <w:pStyle w:val="FirstParagraph"/>
       </w:pPr>
+      <w:r>
+        <w:rPr>
+          <w:i/>
+          <w:iCs/>
+        </w:rPr>
+        <w:t xml:space="preserve">Tick the parameters for which you have country-specific values. Unticked parameters will be filled with IPCC defaults and flagged amber in the app’s QA/QC tab for review.</w:t>
+      </w:r>
     </w:p>
     <w:p>
       <w:pPr>
         <w:pStyle w:val="BodyText"/>
       </w:pPr>
-    </w:p>
-    <w:p>
-      <w:pPr>
-        <w:pStyle w:val="BodyText"/>
-      </w:pPr>
-    </w:p>
-    <w:p>
-      <w:r>
-        <w:br w:type="page"/>
-      </w:r>
-    </w:p>
-    <w:bookmarkEnd w:id="12"/>
-    <w:bookmarkStart w:id="13" w:name="data-fields-you-have"/>
+      <w:r>
+        <w:rPr>
+          <w:b/>
+          <w:bCs/>
+        </w:rPr>
+        <w:t xml:space="preserve">Activity data (the population number)</w:t>
+      </w:r>
+    </w:p>
+    <w:p>
+      <w:pPr>
+        <w:pStyle w:val="Compact"/>
+        <w:numPr>
+          <w:ilvl w:val="0"/>
+          <w:numId w:val="1005"/>
+        </w:numPr>
+      </w:pPr>
+      <w:r>
+        <w:t xml:space="preserve">Animal population (head count) —</w:t>
+      </w:r>
+      <w:r>
+        <w:t xml:space="preserve"> </w:t>
+      </w:r>
+      <w:r>
+        <w:rPr>
+          <w:b/>
+          <w:bCs/>
+        </w:rPr>
+        <w:t xml:space="preserve">strongly recommended</w:t>
+      </w:r>
+    </w:p>
+    <w:p>
+      <w:pPr>
+        <w:pStyle w:val="FirstParagraph"/>
+      </w:pPr>
+      <w:r>
+        <w:rPr>
+          <w:b/>
+          <w:bCs/>
+        </w:rPr>
+        <w:t xml:space="preserve">Animal characteristics</w:t>
+      </w:r>
+    </w:p>
+    <w:p>
+      <w:pPr>
+        <w:pStyle w:val="Compact"/>
+        <w:numPr>
+          <w:ilvl w:val="0"/>
+          <w:numId w:val="1006"/>
+        </w:numPr>
+      </w:pPr>
+      <w:r>
+        <w:t xml:space="preserve">Body weight (kg) —</w:t>
+      </w:r>
+      <w:r>
+        <w:t xml:space="preserve"> </w:t>
+      </w:r>
+      <w:r>
+        <w:rPr>
+          <w:rStyle w:val="VerbatimChar"/>
+        </w:rPr>
+        <w:t xml:space="preserve">BW</w:t>
+      </w:r>
+    </w:p>
+    <w:p>
+      <w:pPr>
+        <w:pStyle w:val="Compact"/>
+        <w:numPr>
+          <w:ilvl w:val="0"/>
+          <w:numId w:val="1007"/>
+        </w:numPr>
+      </w:pPr>
+      <w:r>
+        <w:t xml:space="preserve">Mature body weight (kg) —</w:t>
+      </w:r>
+      <w:r>
+        <w:t xml:space="preserve"> </w:t>
+      </w:r>
+      <w:r>
+        <w:rPr>
+          <w:rStyle w:val="VerbatimChar"/>
+        </w:rPr>
+        <w:t xml:space="preserve">MW</w:t>
+      </w:r>
+    </w:p>
+    <w:p>
+      <w:pPr>
+        <w:pStyle w:val="Compact"/>
+        <w:numPr>
+          <w:ilvl w:val="0"/>
+          <w:numId w:val="1008"/>
+        </w:numPr>
+      </w:pPr>
+      <w:r>
+        <w:t xml:space="preserve">Daily weight gain (kg/day) —</w:t>
+      </w:r>
+      <w:r>
+        <w:t xml:space="preserve"> </w:t>
+      </w:r>
+      <w:r>
+        <w:rPr>
+          <w:rStyle w:val="VerbatimChar"/>
+        </w:rPr>
+        <w:t xml:space="preserve">WG</w:t>
+      </w:r>
+    </w:p>
+    <w:p>
+      <w:pPr>
+        <w:pStyle w:val="Compact"/>
+        <w:numPr>
+          <w:ilvl w:val="0"/>
+          <w:numId w:val="1009"/>
+        </w:numPr>
+      </w:pPr>
+      <w:r>
+        <w:t xml:space="preserve">Fraction of females calving in the year —</w:t>
+      </w:r>
+      <w:r>
+        <w:t xml:space="preserve"> </w:t>
+      </w:r>
+      <w:r>
+        <w:rPr>
+          <w:rStyle w:val="VerbatimChar"/>
+        </w:rPr>
+        <w:t xml:space="preserve">pct_calving</w:t>
+      </w:r>
+    </w:p>
+    <w:p>
+      <w:pPr>
+        <w:pStyle w:val="FirstParagraph"/>
+      </w:pPr>
+      <w:r>
+        <w:rPr>
+          <w:b/>
+          <w:bCs/>
+        </w:rPr>
+        <w:t xml:space="preserve">Production (dairy only)</w:t>
+      </w:r>
+    </w:p>
+    <w:p>
+      <w:pPr>
+        <w:pStyle w:val="Compact"/>
+        <w:numPr>
+          <w:ilvl w:val="0"/>
+          <w:numId w:val="1010"/>
+        </w:numPr>
+      </w:pPr>
+      <w:r>
+        <w:t xml:space="preserve">Daily milk yield per lactating cow (kg/day) —</w:t>
+      </w:r>
+      <w:r>
+        <w:t xml:space="preserve"> </w:t>
+      </w:r>
+      <w:r>
+        <w:rPr>
+          <w:rStyle w:val="VerbatimChar"/>
+        </w:rPr>
+        <w:t xml:space="preserve">Milk</w:t>
+      </w:r>
+    </w:p>
+    <w:p>
+      <w:pPr>
+        <w:pStyle w:val="Compact"/>
+        <w:numPr>
+          <w:ilvl w:val="0"/>
+          <w:numId w:val="1011"/>
+        </w:numPr>
+      </w:pPr>
+      <w:r>
+        <w:t xml:space="preserve">Milk fat content (%) —</w:t>
+      </w:r>
+      <w:r>
+        <w:t xml:space="preserve"> </w:t>
+      </w:r>
+      <w:r>
+        <w:rPr>
+          <w:rStyle w:val="VerbatimChar"/>
+        </w:rPr>
+        <w:t xml:space="preserve">Fat</w:t>
+      </w:r>
+    </w:p>
+    <w:p>
+      <w:pPr>
+        <w:pStyle w:val="Compact"/>
+        <w:numPr>
+          <w:ilvl w:val="0"/>
+          <w:numId w:val="1012"/>
+        </w:numPr>
+      </w:pPr>
+      <w:r>
+        <w:t xml:space="preserve">Milk protein content (%) —</w:t>
+      </w:r>
+      <w:r>
+        <w:t xml:space="preserve"> </w:t>
+      </w:r>
+      <w:r>
+        <w:rPr>
+          <w:rStyle w:val="VerbatimChar"/>
+        </w:rPr>
+        <w:t xml:space="preserve">MilkPR</w:t>
+      </w:r>
+    </w:p>
+    <w:p>
+      <w:pPr>
+        <w:pStyle w:val="FirstParagraph"/>
+      </w:pPr>
+      <w:r>
+        <w:rPr>
+          <w:b/>
+          <w:bCs/>
+        </w:rPr>
+        <w:t xml:space="preserve">Feed</w:t>
+      </w:r>
+    </w:p>
+    <w:p>
+      <w:pPr>
+        <w:pStyle w:val="Compact"/>
+        <w:numPr>
+          <w:ilvl w:val="0"/>
+          <w:numId w:val="1013"/>
+        </w:numPr>
+      </w:pPr>
+      <w:r>
+        <w:t xml:space="preserve">Digestible energy of feed (% of gross energy) —</w:t>
+      </w:r>
+      <w:r>
+        <w:t xml:space="preserve"> </w:t>
+      </w:r>
+      <w:r>
+        <w:rPr>
+          <w:rStyle w:val="VerbatimChar"/>
+        </w:rPr>
+        <w:t xml:space="preserve">DE</w:t>
+      </w:r>
+    </w:p>
+    <w:p>
+      <w:pPr>
+        <w:pStyle w:val="Compact"/>
+        <w:numPr>
+          <w:ilvl w:val="0"/>
+          <w:numId w:val="1014"/>
+        </w:numPr>
+      </w:pPr>
+      <w:r>
+        <w:t xml:space="preserve">Crude protein in feed (%) —</w:t>
+      </w:r>
+      <w:r>
+        <w:t xml:space="preserve"> </w:t>
+      </w:r>
+      <w:r>
+        <w:rPr>
+          <w:rStyle w:val="VerbatimChar"/>
+        </w:rPr>
+        <w:t xml:space="preserve">CP</w:t>
+      </w:r>
+    </w:p>
+    <w:p>
+      <w:pPr>
+        <w:pStyle w:val="FirstParagraph"/>
+      </w:pPr>
+      <w:r>
+        <w:rPr>
+          <w:b/>
+          <w:bCs/>
+        </w:rPr>
+        <w:t xml:space="preserve">Climate (optional)</w:t>
+      </w:r>
+    </w:p>
+    <w:p>
+      <w:pPr>
+        <w:pStyle w:val="Compact"/>
+        <w:numPr>
+          <w:ilvl w:val="0"/>
+          <w:numId w:val="1015"/>
+        </w:numPr>
+      </w:pPr>
+      <w:r>
+        <w:t xml:space="preserve">Mean winter temperature (°C) —</w:t>
+      </w:r>
+      <w:r>
+        <w:t xml:space="preserve"> </w:t>
+      </w:r>
+      <w:r>
+        <w:rPr>
+          <w:rStyle w:val="VerbatimChar"/>
+        </w:rPr>
+        <w:t xml:space="preserve">Tw</w:t>
+      </w:r>
+    </w:p>
+    <w:p>
+      <w:pPr>
+        <w:pStyle w:val="FirstParagraph"/>
+      </w:pPr>
+      <w:r>
+        <w:rPr>
+          <w:b/>
+          <w:bCs/>
+        </w:rPr>
+        <w:t xml:space="preserve">IPCC equation coefficients</w:t>
+      </w:r>
+      <w:r>
+        <w:t xml:space="preserve"> </w:t>
+      </w:r>
+      <w:r>
+        <w:rPr>
+          <w:i/>
+          <w:iCs/>
+        </w:rPr>
+        <w:t xml:space="preserve">(rarely measured locally; leave unticked unless your country has a published value)</w:t>
+      </w:r>
+    </w:p>
+    <w:p>
+      <w:pPr>
+        <w:pStyle w:val="Compact"/>
+        <w:numPr>
+          <w:ilvl w:val="0"/>
+          <w:numId w:val="1016"/>
+        </w:numPr>
+      </w:pPr>
+      <w:r>
+        <w:rPr>
+          <w:rStyle w:val="VerbatimChar"/>
+        </w:rPr>
+        <w:t xml:space="preserve">Cfi</w:t>
+      </w:r>
+      <w:r>
+        <w:t xml:space="preserve">,</w:t>
+      </w:r>
+      <w:r>
+        <w:t xml:space="preserve"> </w:t>
+      </w:r>
+      <w:r>
+        <w:rPr>
+          <w:rStyle w:val="VerbatimChar"/>
+        </w:rPr>
+        <w:t xml:space="preserve">Ca</w:t>
+      </w:r>
+      <w:r>
+        <w:t xml:space="preserve">,</w:t>
+      </w:r>
+      <w:r>
+        <w:t xml:space="preserve"> </w:t>
+      </w:r>
+      <w:r>
+        <w:rPr>
+          <w:rStyle w:val="VerbatimChar"/>
+        </w:rPr>
+        <w:t xml:space="preserve">C</w:t>
+      </w:r>
+      <w:r>
+        <w:t xml:space="preserve">,</w:t>
+      </w:r>
+      <w:r>
+        <w:t xml:space="preserve"> </w:t>
+      </w:r>
+      <w:r>
+        <w:rPr>
+          <w:rStyle w:val="VerbatimChar"/>
+        </w:rPr>
+        <w:t xml:space="preserve">Cp</w:t>
+      </w:r>
+      <w:r>
+        <w:t xml:space="preserve">,</w:t>
+      </w:r>
+      <w:r>
+        <w:t xml:space="preserve"> </w:t>
+      </w:r>
+      <w:r>
+        <w:rPr>
+          <w:rStyle w:val="VerbatimChar"/>
+        </w:rPr>
+        <w:t xml:space="preserve">Ym</w:t>
+      </w:r>
+      <w:r>
+        <w:t xml:space="preserve">,</w:t>
+      </w:r>
+      <w:r>
+        <w:t xml:space="preserve"> </w:t>
+      </w:r>
+      <w:r>
+        <w:rPr>
+          <w:rStyle w:val="VerbatimChar"/>
+        </w:rPr>
+        <w:t xml:space="preserve">Bo</w:t>
+      </w:r>
+      <w:r>
+        <w:t xml:space="preserve">,</w:t>
+      </w:r>
+      <w:r>
+        <w:t xml:space="preserve"> </w:t>
+      </w:r>
+      <w:r>
+        <w:rPr>
+          <w:rStyle w:val="VerbatimChar"/>
+        </w:rPr>
+        <w:t xml:space="preserve">ASH</w:t>
+      </w:r>
+      <w:r>
+        <w:t xml:space="preserve">,</w:t>
+      </w:r>
+      <w:r>
+        <w:t xml:space="preserve"> </w:t>
+      </w:r>
+      <w:r>
+        <w:rPr>
+          <w:rStyle w:val="VerbatimChar"/>
+        </w:rPr>
+        <w:t xml:space="preserve">UE</w:t>
+      </w:r>
+    </w:p>
+    <w:p>
+      <w:pPr>
+        <w:pStyle w:val="Compact"/>
+        <w:numPr>
+          <w:ilvl w:val="0"/>
+          <w:numId w:val="1017"/>
+        </w:numPr>
+      </w:pPr>
+      <w:r>
+        <w:t xml:space="preserve">N</w:t>
+      </w:r>
+      <w:r>
+        <w:rPr>
+          <w:vertAlign w:val="subscript"/>
+        </w:rPr>
+        <w:t xml:space="preserve">2</w:t>
+      </w:r>
+      <w:r>
+        <w:t xml:space="preserve">O emission factors (</w:t>
+      </w:r>
+      <w:r>
+        <w:rPr>
+          <w:rStyle w:val="VerbatimChar"/>
+        </w:rPr>
+        <w:t xml:space="preserve">EF3_PRP</w:t>
+      </w:r>
+      <w:r>
+        <w:t xml:space="preserve">,</w:t>
+      </w:r>
+      <w:r>
+        <w:t xml:space="preserve"> </w:t>
+      </w:r>
+      <w:r>
+        <w:rPr>
+          <w:rStyle w:val="VerbatimChar"/>
+        </w:rPr>
+        <w:t xml:space="preserve">EF3_S</w:t>
+      </w:r>
+      <w:r>
+        <w:t xml:space="preserve">,</w:t>
+      </w:r>
+      <w:r>
+        <w:t xml:space="preserve"> </w:t>
+      </w:r>
+      <w:r>
+        <w:rPr>
+          <w:rStyle w:val="VerbatimChar"/>
+        </w:rPr>
+        <w:t xml:space="preserve">EF4</w:t>
+      </w:r>
+      <w:r>
+        <w:t xml:space="preserve">,</w:t>
+      </w:r>
+      <w:r>
+        <w:t xml:space="preserve"> </w:t>
+      </w:r>
+      <w:r>
+        <w:rPr>
+          <w:rStyle w:val="VerbatimChar"/>
+        </w:rPr>
+        <w:t xml:space="preserve">EF5</w:t>
+      </w:r>
+      <w:r>
+        <w:t xml:space="preserve">)</w:t>
+      </w:r>
+    </w:p>
+    <w:p>
+      <w:pPr>
+        <w:pStyle w:val="Compact"/>
+        <w:numPr>
+          <w:ilvl w:val="0"/>
+          <w:numId w:val="1018"/>
+        </w:numPr>
+      </w:pPr>
+      <w:r>
+        <w:t xml:space="preserve">Volatilisation / leaching fractions (</w:t>
+      </w:r>
+      <w:r>
+        <w:rPr>
+          <w:rStyle w:val="VerbatimChar"/>
+        </w:rPr>
+        <w:t xml:space="preserve">Frac_GASMS</w:t>
+      </w:r>
+      <w:r>
+        <w:t xml:space="preserve">,</w:t>
+      </w:r>
+      <w:r>
+        <w:t xml:space="preserve"> </w:t>
+      </w:r>
+      <w:r>
+        <w:rPr>
+          <w:rStyle w:val="VerbatimChar"/>
+        </w:rPr>
+        <w:t xml:space="preserve">Frac_LEACH_H</w:t>
+      </w:r>
+      <w:r>
+        <w:t xml:space="preserve">,</w:t>
+      </w:r>
+      <w:r>
+        <w:t xml:space="preserve"> </w:t>
+      </w:r>
+      <w:r>
+        <w:rPr>
+          <w:rStyle w:val="VerbatimChar"/>
+        </w:rPr>
+        <w:t xml:space="preserve">Frac_GASM_PRP</w:t>
+      </w:r>
+      <w:r>
+        <w:t xml:space="preserve">,</w:t>
+      </w:r>
+      <w:r>
+        <w:t xml:space="preserve"> </w:t>
+      </w:r>
+      <w:r>
+        <w:rPr>
+          <w:rStyle w:val="VerbatimChar"/>
+        </w:rPr>
+        <w:t xml:space="preserve">Frac_LEACH_PRP</w:t>
+      </w:r>
+      <w:r>
+        <w:t xml:space="preserve">)</w:t>
+      </w:r>
+    </w:p>
+    <w:bookmarkEnd w:id="14"/>
+    <w:bookmarkStart w:id="15" w:name="X71ec5db3af7fd0b34b0ce5a3ec36491a7a8ee69"/>
     <w:p>
       <w:pPr>
         <w:pStyle w:val="Heading1"/>
       </w:pPr>
       <w:r>
-        <w:t xml:space="preserve">5. Data fields you have</w:t>
+        <w:t xml:space="preserve">6. Where do your uncertainty estimates come from?</w:t>
       </w:r>
     </w:p>
     <w:p>
       <w:pPr>
         <w:pStyle w:val="FirstParagraph"/>
       </w:pPr>
-    </w:p>
-    <w:p>
-      <w:pPr>
-        <w:pStyle w:val="BodyText"/>
-      </w:pPr>
-      <w:r>
-        <w:t xml:space="preserve">\</w:t>
-      </w:r>
-    </w:p>
-    <w:p>
-      <w:pPr>
-        <w:pStyle w:val="BodyText"/>
-      </w:pPr>
-      <w:r>
-        <w:t xml:space="preserve">\</w:t>
-      </w:r>
-    </w:p>
-    <w:p>
-      <w:pPr>
-        <w:pStyle w:val="BodyText"/>
-      </w:pPr>
-      <w:r>
-        <w:t xml:space="preserve">\</w:t>
-      </w:r>
-    </w:p>
-    <w:p>
-      <w:pPr>
-        <w:pStyle w:val="BodyText"/>
-      </w:pPr>
-      <w:r>
-        <w:t xml:space="preserve">\</w:t>
-      </w:r>
-    </w:p>
-    <w:p>
-      <w:pPr>
-        <w:pStyle w:val="BodyText"/>
-      </w:pPr>
-      <w:r>
-        <w:t xml:space="preserve">\</w:t>
-      </w:r>
-    </w:p>
-    <w:p>
-      <w:pPr>
-        <w:pStyle w:val="BodyText"/>
-      </w:pPr>
-      <w:r>
-        <w:t xml:space="preserve"> </w:t>
-      </w:r>
-      <w:r>
-        <w:t xml:space="preserve">\</w:t>
-      </w:r>
-    </w:p>
-    <w:bookmarkEnd w:id="13"/>
-    <w:bookmarkStart w:id="14" w:name="X71ec5db3af7fd0b34b0ce5a3ec36491a7a8ee69"/>
+      <w:r>
+        <w:t xml:space="preserve">Tick one (or combine if different sources for different parameters):</w:t>
+      </w:r>
+    </w:p>
+    <w:p>
+      <w:pPr>
+        <w:pStyle w:val="Compact"/>
+        <w:numPr>
+          <w:ilvl w:val="0"/>
+          <w:numId w:val="1019"/>
+        </w:numPr>
+      </w:pPr>
+      <w:r>
+        <w:rPr>
+          <w:b/>
+          <w:bCs/>
+        </w:rPr>
+        <w:t xml:space="preserve">(a) No uncertainty estimates</w:t>
+      </w:r>
+      <w:r>
+        <w:t xml:space="preserve"> </w:t>
+      </w:r>
+      <w:r>
+        <w:t xml:space="preserve">— use IPCC suggested ±% from the catalogue</w:t>
+      </w:r>
+    </w:p>
+    <w:p>
+      <w:pPr>
+        <w:pStyle w:val="Compact"/>
+        <w:numPr>
+          <w:ilvl w:val="0"/>
+          <w:numId w:val="1020"/>
+        </w:numPr>
+      </w:pPr>
+      <w:r>
+        <w:rPr>
+          <w:b/>
+          <w:bCs/>
+        </w:rPr>
+        <w:t xml:space="preserve">(b) Expert judgement ±%</w:t>
+      </w:r>
+      <w:r>
+        <w:t xml:space="preserve"> </w:t>
+      </w:r>
+      <w:r>
+        <w:t xml:space="preserve">— I’ll write a single ±% next to each value</w:t>
+      </w:r>
+    </w:p>
+    <w:p>
+      <w:pPr>
+        <w:pStyle w:val="Compact"/>
+        <w:numPr>
+          <w:ilvl w:val="0"/>
+          <w:numId w:val="1021"/>
+        </w:numPr>
+      </w:pPr>
+      <w:r>
+        <w:rPr>
+          <w:b/>
+          <w:bCs/>
+        </w:rPr>
+        <w:t xml:space="preserve">(c) Measured confidence intervals</w:t>
+      </w:r>
+      <w:r>
+        <w:t xml:space="preserve"> </w:t>
+      </w:r>
+      <w:r>
+        <w:t xml:space="preserve">— I have explicit lower / upper bounds (or ± with sample size)</w:t>
+      </w:r>
+    </w:p>
+    <w:p>
+      <w:pPr>
+        <w:pStyle w:val="Compact"/>
+        <w:numPr>
+          <w:ilvl w:val="0"/>
+          <w:numId w:val="1022"/>
+        </w:numPr>
+      </w:pPr>
+      <w:r>
+        <w:rPr>
+          <w:b/>
+          <w:bCs/>
+        </w:rPr>
+        <w:t xml:space="preserve">(d) A mix</w:t>
+      </w:r>
+      <w:r>
+        <w:t xml:space="preserve"> </w:t>
+      </w:r>
+      <w:r>
+        <w:t xml:space="preserve">— I’ll specify per parameter</w:t>
+      </w:r>
+    </w:p>
+    <w:bookmarkEnd w:id="15"/>
+    <w:bookmarkStart w:id="16" w:name="time-series-optional"/>
     <w:p>
       <w:pPr>
         <w:pStyle w:val="Heading1"/>
       </w:pPr>
       <w:r>
-        <w:t xml:space="preserve">6. Where do your uncertainty estimates come from?</w:t>
+        <w:t xml:space="preserve">7. Time series (optional)</w:t>
+      </w:r>
+    </w:p>
+    <w:p>
+      <w:pPr>
+        <w:numPr>
+          <w:ilvl w:val="0"/>
+          <w:numId w:val="1023"/>
+        </w:numPr>
+      </w:pPr>
+      <w:r>
+        <w:t xml:space="preserve">☐ I have annual data for</w:t>
+      </w:r>
+      <w:r>
+        <w:t xml:space="preserve"> </w:t>
+      </w:r>
+      <w:r>
+        <w:rPr>
+          <w:b/>
+          <w:bCs/>
+        </w:rPr>
+        <w:t xml:space="preserve">5 or more years</w:t>
+      </w:r>
+      <w:r>
+        <w:t xml:space="preserve"> </w:t>
+      </w:r>
+      <w:r>
+        <w:t xml:space="preserve">that the app can use to estimate correlations between parameters.</w:t>
+      </w:r>
+    </w:p>
+    <w:p>
+      <w:pPr>
+        <w:numPr>
+          <w:ilvl w:val="0"/>
+          <w:numId w:val="1023"/>
+        </w:numPr>
+      </w:pPr>
+      <w:r>
+        <w:rPr>
+          <w:b/>
+          <w:bCs/>
+        </w:rPr>
+        <w:t xml:space="preserve">Earliest year:</w:t>
+      </w:r>
+      <w:r>
+        <w:t xml:space="preserve"> </w:t>
+      </w:r>
+      <w:r>
+        <w:t xml:space="preserve">_____________</w:t>
+      </w:r>
+      <w:r>
+        <w:t xml:space="preserve"> </w:t>
+      </w:r>
+      <w:r>
+        <w:rPr>
+          <w:b/>
+          <w:bCs/>
+        </w:rPr>
+        <w:t xml:space="preserve">Latest year:</w:t>
+      </w:r>
+      <w:r>
+        <w:t xml:space="preserve"> </w:t>
+      </w:r>
+      <w:r>
+        <w:t xml:space="preserve">_____________</w:t>
+      </w:r>
+    </w:p>
+    <w:p>
+      <w:pPr>
+        <w:numPr>
+          <w:ilvl w:val="0"/>
+          <w:numId w:val="1023"/>
+        </w:numPr>
+      </w:pPr>
+      <w:r>
+        <w:rPr>
+          <w:b/>
+          <w:bCs/>
+        </w:rPr>
+        <w:t xml:space="preserve">Parameters covered (tick all that apply):</w:t>
+      </w:r>
+    </w:p>
+    <w:p>
+      <w:pPr>
+        <w:pStyle w:val="Compact"/>
+        <w:numPr>
+          <w:ilvl w:val="1"/>
+          <w:numId w:val="1024"/>
+        </w:numPr>
+      </w:pPr>
+      <w:r>
+        <w:t xml:space="preserve">N</w:t>
+      </w:r>
+    </w:p>
+    <w:p>
+      <w:pPr>
+        <w:pStyle w:val="Compact"/>
+        <w:numPr>
+          <w:ilvl w:val="1"/>
+          <w:numId w:val="1025"/>
+        </w:numPr>
+      </w:pPr>
+      <w:r>
+        <w:t xml:space="preserve">BW</w:t>
+      </w:r>
+    </w:p>
+    <w:p>
+      <w:pPr>
+        <w:pStyle w:val="Compact"/>
+        <w:numPr>
+          <w:ilvl w:val="1"/>
+          <w:numId w:val="1026"/>
+        </w:numPr>
+      </w:pPr>
+      <w:r>
+        <w:t xml:space="preserve">MW</w:t>
+      </w:r>
+    </w:p>
+    <w:p>
+      <w:pPr>
+        <w:pStyle w:val="Compact"/>
+        <w:numPr>
+          <w:ilvl w:val="1"/>
+          <w:numId w:val="1027"/>
+        </w:numPr>
+      </w:pPr>
+      <w:r>
+        <w:t xml:space="preserve">WG</w:t>
+      </w:r>
+    </w:p>
+    <w:p>
+      <w:pPr>
+        <w:pStyle w:val="Compact"/>
+        <w:numPr>
+          <w:ilvl w:val="1"/>
+          <w:numId w:val="1028"/>
+        </w:numPr>
+      </w:pPr>
+      <w:r>
+        <w:t xml:space="preserve">Milk</w:t>
+      </w:r>
+    </w:p>
+    <w:p>
+      <w:pPr>
+        <w:pStyle w:val="Compact"/>
+        <w:numPr>
+          <w:ilvl w:val="1"/>
+          <w:numId w:val="1029"/>
+        </w:numPr>
+      </w:pPr>
+      <w:r>
+        <w:t xml:space="preserve">Fat</w:t>
+      </w:r>
+    </w:p>
+    <w:p>
+      <w:pPr>
+        <w:pStyle w:val="Compact"/>
+        <w:numPr>
+          <w:ilvl w:val="1"/>
+          <w:numId w:val="1030"/>
+        </w:numPr>
+      </w:pPr>
+      <w:r>
+        <w:t xml:space="preserve">pct_calving</w:t>
+      </w:r>
+    </w:p>
+    <w:p>
+      <w:pPr>
+        <w:pStyle w:val="Compact"/>
+        <w:numPr>
+          <w:ilvl w:val="1"/>
+          <w:numId w:val="1031"/>
+        </w:numPr>
+      </w:pPr>
+      <w:r>
+        <w:t xml:space="preserve">DE</w:t>
+      </w:r>
+    </w:p>
+    <w:p>
+      <w:pPr>
+        <w:pStyle w:val="Compact"/>
+        <w:numPr>
+          <w:ilvl w:val="1"/>
+          <w:numId w:val="1032"/>
+        </w:numPr>
+      </w:pPr>
+      <w:r>
+        <w:t xml:space="preserve">CP</w:t>
+      </w:r>
+    </w:p>
+    <w:p>
+      <w:pPr>
+        <w:pStyle w:val="Compact"/>
+        <w:numPr>
+          <w:ilvl w:val="1"/>
+          <w:numId w:val="1033"/>
+        </w:numPr>
+      </w:pPr>
+      <w:r>
+        <w:t xml:space="preserve">MilkPR</w:t>
+      </w:r>
+    </w:p>
+    <w:bookmarkEnd w:id="16"/>
+    <w:bookmarkStart w:id="17" w:name="files-youll-upload"/>
+    <w:p>
+      <w:pPr>
+        <w:pStyle w:val="Heading1"/>
+      </w:pPr>
+      <w:r>
+        <w:t xml:space="preserve">8. File(s) you’ll upload</w:t>
       </w:r>
     </w:p>
     <w:p>
@@ -242,17 +1800,42 @@
         <w:pStyle w:val="FirstParagraph"/>
       </w:pPr>
       <w:r>
-        <w:t xml:space="preserve">Tick one (or combine if different sources for different parameters):</w:t>
-      </w:r>
-    </w:p>
-    <w:bookmarkEnd w:id="14"/>
-    <w:bookmarkStart w:id="15" w:name="time-series-optional"/>
+        <w:rPr>
+          <w:i/>
+          <w:iCs/>
+        </w:rPr>
+        <w:t xml:space="preserve">List the file names and a one-line description of what’s in each.</w:t>
+      </w:r>
+    </w:p>
+    <w:p>
+      <w:r>
+        <w:pict>
+          <v:rect style="width:0;height:1.5pt" o:hralign="center" o:hrstd="t" o:hr="t"/>
+        </w:pict>
+      </w:r>
+    </w:p>
+    <w:p>
+      <w:r>
+        <w:pict>
+          <v:rect style="width:0;height:1.5pt" o:hralign="center" o:hrstd="t" o:hr="t"/>
+        </w:pict>
+      </w:r>
+    </w:p>
+    <w:p>
+      <w:r>
+        <w:pict>
+          <v:rect style="width:0;height:1.5pt" o:hralign="center" o:hrstd="t" o:hr="t"/>
+        </w:pict>
+      </w:r>
+    </w:p>
+    <w:bookmarkEnd w:id="17"/>
+    <w:bookmarkStart w:id="18" w:name="anything-else-you-want-claude-to-know"/>
     <w:p>
       <w:pPr>
         <w:pStyle w:val="Heading1"/>
       </w:pPr>
       <w:r>
-        <w:t xml:space="preserve">7. Time series (optional)</w:t>
+        <w:t xml:space="preserve">9. Anything else you want Claude to know</w:t>
       </w:r>
     </w:p>
     <w:p>
@@ -260,106 +1843,67 @@
         <w:pStyle w:val="FirstParagraph"/>
       </w:pPr>
       <w:r>
-        <w:t xml:space="preserve"> </w:t>
-      </w:r>
-      <w:r>
-        <w:t xml:space="preserve"> </w:t>
-      </w:r>
-    </w:p>
-    <w:p>
-      <w:pPr>
-        <w:pStyle w:val="BodyText"/>
-      </w:pPr>
-    </w:p>
-    <w:bookmarkEnd w:id="15"/>
-    <w:bookmarkStart w:id="16" w:name="files-youll-upload"/>
-    <w:p>
-      <w:pPr>
-        <w:pStyle w:val="Heading1"/>
-      </w:pPr>
-      <w:r>
-        <w:t xml:space="preserve">8. File(s) you’ll upload</w:t>
+        <w:rPr>
+          <w:i/>
+          <w:iCs/>
+        </w:rPr>
+        <w:t xml:space="preserve">Free-form note: anything unusual about your data, sub-category definitions specific to your country, or known quirks. Optional.</w:t>
+      </w:r>
+    </w:p>
+    <w:p>
+      <w:r>
+        <w:pict>
+          <v:rect style="width:0;height:1.5pt" o:hralign="center" o:hrstd="t" o:hr="t"/>
+        </w:pict>
+      </w:r>
+    </w:p>
+    <w:p>
+      <w:r>
+        <w:pict>
+          <v:rect style="width:0;height:1.5pt" o:hralign="center" o:hrstd="t" o:hr="t"/>
+        </w:pict>
+      </w:r>
+    </w:p>
+    <w:p>
+      <w:r>
+        <w:pict>
+          <v:rect style="width:0;height:1.5pt" o:hralign="center" o:hrstd="t" o:hr="t"/>
+        </w:pict>
+      </w:r>
+    </w:p>
+    <w:p>
+      <w:r>
+        <w:pict>
+          <v:rect style="width:0;height:1.5pt" o:hralign="center" o:hrstd="t" o:hr="t"/>
+        </w:pict>
+      </w:r>
+    </w:p>
+    <w:p>
+      <w:r>
+        <w:pict>
+          <v:rect style="width:0;height:1.5pt" o:hralign="center" o:hrstd="t" o:hr="t"/>
+        </w:pict>
       </w:r>
     </w:p>
     <w:p>
       <w:pPr>
         <w:pStyle w:val="FirstParagraph"/>
       </w:pPr>
-    </w:p>
-    <w:p>
-      <w:pPr>
-        <w:pStyle w:val="BodyText"/>
-      </w:pPr>
-      <w:r>
-        <w:t xml:space="preserve">.</w:t>
-      </w:r>
-      <w:r>
-        <w:t xml:space="preserve"> </w:t>
-      </w:r>
-      <w:r>
-        <w:t xml:space="preserve">\[6pt]</w:t>
-      </w:r>
-      <w:r>
-        <w:t xml:space="preserve"> </w:t>
-      </w:r>
-      <w:r>
-        <w:t xml:space="preserve">2.</w:t>
-      </w:r>
-      <w:r>
-        <w:t xml:space="preserve"> </w:t>
-      </w:r>
-      <w:r>
-        <w:t xml:space="preserve">\[6pt]</w:t>
-      </w:r>
-      <w:r>
-        <w:t xml:space="preserve"> </w:t>
-      </w:r>
-      <w:r>
-        <w:t xml:space="preserve">3.</w:t>
-      </w:r>
-      <w:r>
-        <w:t xml:space="preserve"> </w:t>
-      </w:r>
-    </w:p>
-    <w:bookmarkEnd w:id="16"/>
-    <w:bookmarkStart w:id="17" w:name="anything-else-you-want-claude-to-know"/>
-    <w:p>
-      <w:pPr>
-        <w:pStyle w:val="Heading1"/>
-      </w:pPr>
-      <w:r>
-        <w:t xml:space="preserve">9. Anything else you want Claude to know</w:t>
-      </w:r>
-    </w:p>
-    <w:p>
-      <w:pPr>
-        <w:pStyle w:val="FirstParagraph"/>
-      </w:pPr>
-    </w:p>
-    <w:p>
-      <w:pPr>
-        <w:pStyle w:val="BodyText"/>
-      </w:pPr>
-      <w:r>
-        <w:t xml:space="preserve">\[8pt]</w:t>
-      </w:r>
-      <w:r>
-        <w:t xml:space="preserve"> </w:t>
-      </w:r>
-      <w:r>
-        <w:t xml:space="preserve">\[8pt]</w:t>
-      </w:r>
-      <w:r>
-        <w:t xml:space="preserve"> </w:t>
-      </w:r>
-      <w:r>
-        <w:t xml:space="preserve">\[8pt]</w:t>
-      </w:r>
-      <w:r>
-        <w:t xml:space="preserve"> </w:t>
-      </w:r>
-    </w:p>
-    <w:bookmarkEnd w:id="17"/>
+      <w:r>
+        <w:rPr>
+          <w:b/>
+          <w:bCs/>
+        </w:rPr>
+        <w:t xml:space="preserve">That’s it.</w:t>
+      </w:r>
+      <w:r>
+        <w:t xml:space="preserve"> </w:t>
+      </w:r>
+      <w:r>
+        <w:t xml:space="preserve">Paste this filled page into the Translator and attach your data files. Claude will take it from here.</w:t>
+      </w:r>
+    </w:p>
+    <w:bookmarkEnd w:id="18"/>
     <w:sectPr>
       <w:footnotePr>
         <w:numRestart w:val="eachSect"/>
@@ -470,8 +2014,401 @@
       </w:pPr>
     </w:lvl>
   </w:abstractNum>
+  <w:abstractNum w:abstractNumId="991">
+    <w:nsid w:val="0000A991"/>
+    <w:multiLevelType w:val="multilevel"/>
+    <w:lvl w:ilvl="0">
+      <w:numFmt w:val="bullet"/>
+      <w:lvlText w:val=""/>
+      <w:lvlJc w:val="left"/>
+      <w:pPr>
+        <w:ind w:left="720" w:hanging="360"/>
+      </w:pPr>
+      <w:rPr>
+        <w:rFonts w:ascii="Symbol" w:hAnsi="Symbol" w:cs="Symbol" w:hint="default"/>
+      </w:rPr>
+    </w:lvl>
+    <w:lvl w:ilvl="1">
+      <w:numFmt w:val="bullet"/>
+      <w:lvlText w:val="o"/>
+      <w:lvlJc w:val="left"/>
+      <w:pPr>
+        <w:ind w:left="1440" w:hanging="360"/>
+      </w:pPr>
+      <w:rPr>
+        <w:rFonts w:ascii="Courier New" w:hAnsi="Courier New" w:cs="Courier New" w:hint="default"/>
+      </w:rPr>
+    </w:lvl>
+    <w:lvl w:ilvl="2">
+      <w:numFmt w:val="bullet"/>
+      <w:lvlText w:val=""/>
+      <w:lvlJc w:val="left"/>
+      <w:pPr>
+        <w:ind w:left="2160" w:hanging="360"/>
+      </w:pPr>
+      <w:rPr>
+        <w:rFonts w:ascii="Wingdings" w:hAnsi="Wingdings" w:cs="Wingdings" w:hint="default"/>
+      </w:rPr>
+    </w:lvl>
+    <w:lvl w:ilvl="3">
+      <w:numFmt w:val="bullet"/>
+      <w:lvlText w:val=""/>
+      <w:lvlJc w:val="left"/>
+      <w:pPr>
+        <w:ind w:left="2880" w:hanging="360"/>
+      </w:pPr>
+      <w:rPr>
+        <w:rFonts w:ascii="Symbol" w:hAnsi="Symbol" w:cs="Symbol" w:hint="default"/>
+      </w:rPr>
+    </w:lvl>
+    <w:lvl w:ilvl="4">
+      <w:numFmt w:val="bullet"/>
+      <w:lvlText w:val="o"/>
+      <w:lvlJc w:val="left"/>
+      <w:pPr>
+        <w:ind w:left="3600" w:hanging="360"/>
+      </w:pPr>
+      <w:rPr>
+        <w:rFonts w:ascii="Courier New" w:hAnsi="Courier New" w:cs="Courier New" w:hint="default"/>
+      </w:rPr>
+    </w:lvl>
+    <w:lvl w:ilvl="5">
+      <w:numFmt w:val="bullet"/>
+      <w:lvlText w:val=""/>
+      <w:lvlJc w:val="left"/>
+      <w:pPr>
+        <w:ind w:left="4320" w:hanging="360"/>
+      </w:pPr>
+      <w:rPr>
+        <w:rFonts w:ascii="Wingdings" w:hAnsi="Wingdings" w:cs="Wingdings" w:hint="default"/>
+      </w:rPr>
+    </w:lvl>
+    <w:lvl w:ilvl="6">
+      <w:numFmt w:val="bullet"/>
+      <w:lvlText w:val=""/>
+      <w:lvlJc w:val="left"/>
+      <w:pPr>
+        <w:ind w:left="5040" w:hanging="360"/>
+      </w:pPr>
+      <w:rPr>
+        <w:rFonts w:ascii="Symbol" w:hAnsi="Symbol" w:cs="Symbol" w:hint="default"/>
+      </w:rPr>
+    </w:lvl>
+    <w:lvl w:ilvl="7">
+      <w:numFmt w:val="bullet"/>
+      <w:lvlText w:val="o"/>
+      <w:lvlJc w:val="left"/>
+      <w:pPr>
+        <w:ind w:left="5760" w:hanging="360"/>
+      </w:pPr>
+      <w:rPr>
+        <w:rFonts w:ascii="Courier New" w:hAnsi="Courier New" w:cs="Courier New" w:hint="default"/>
+      </w:rPr>
+    </w:lvl>
+    <w:lvl w:ilvl="8">
+      <w:numFmt w:val="bullet"/>
+      <w:lvlText w:val=""/>
+      <w:lvlJc w:val="left"/>
+      <w:pPr>
+        <w:ind w:left="6480" w:hanging="360"/>
+      </w:pPr>
+      <w:rPr>
+        <w:rFonts w:ascii="Wingdings" w:hAnsi="Wingdings" w:cs="Wingdings" w:hint="default"/>
+      </w:rPr>
+    </w:lvl>
+  </w:abstractNum>
+  <w:abstractNum w:abstractNumId="992">
+    <w:nsid w:val="0000A992"/>
+    <w:multiLevelType w:val="multilevel"/>
+    <w:lvl w:ilvl="0">
+      <w:numFmt w:val="bullet"/>
+      <w:lvlText w:val="☐"/>
+      <w:lvlJc w:val="left"/>
+      <w:pPr>
+        <w:ind w:left="720" w:hanging="360"/>
+      </w:pPr>
+    </w:lvl>
+    <w:lvl w:ilvl="1">
+      <w:numFmt w:val="bullet"/>
+      <w:lvlText w:val="☐"/>
+      <w:lvlJc w:val="left"/>
+      <w:pPr>
+        <w:ind w:left="1440" w:hanging="360"/>
+      </w:pPr>
+    </w:lvl>
+    <w:lvl w:ilvl="2">
+      <w:numFmt w:val="bullet"/>
+      <w:lvlText w:val="☐"/>
+      <w:lvlJc w:val="left"/>
+      <w:pPr>
+        <w:ind w:left="2160" w:hanging="360"/>
+      </w:pPr>
+    </w:lvl>
+    <w:lvl w:ilvl="3">
+      <w:numFmt w:val="bullet"/>
+      <w:lvlText w:val="☐"/>
+      <w:lvlJc w:val="left"/>
+      <w:pPr>
+        <w:ind w:left="2880" w:hanging="360"/>
+      </w:pPr>
+    </w:lvl>
+    <w:lvl w:ilvl="4">
+      <w:numFmt w:val="bullet"/>
+      <w:lvlText w:val="☐"/>
+      <w:lvlJc w:val="left"/>
+      <w:pPr>
+        <w:ind w:left="3600" w:hanging="360"/>
+      </w:pPr>
+    </w:lvl>
+    <w:lvl w:ilvl="5">
+      <w:numFmt w:val="bullet"/>
+      <w:lvlText w:val="☐"/>
+      <w:lvlJc w:val="left"/>
+      <w:pPr>
+        <w:ind w:left="4320" w:hanging="360"/>
+      </w:pPr>
+    </w:lvl>
+    <w:lvl w:ilvl="6">
+      <w:numFmt w:val="bullet"/>
+      <w:lvlText w:val="☐"/>
+      <w:lvlJc w:val="left"/>
+      <w:pPr>
+        <w:ind w:left="5040" w:hanging="360"/>
+      </w:pPr>
+    </w:lvl>
+    <w:lvl w:ilvl="7">
+      <w:numFmt w:val="bullet"/>
+      <w:lvlText w:val="☐"/>
+      <w:lvlJc w:val="left"/>
+      <w:pPr>
+        <w:ind w:left="5760" w:hanging="360"/>
+      </w:pPr>
+    </w:lvl>
+    <w:lvl w:ilvl="8">
+      <w:numFmt w:val="bullet"/>
+      <w:lvlText w:val="☐"/>
+      <w:lvlJc w:val="left"/>
+      <w:pPr>
+        <w:ind w:left="6480" w:hanging="360"/>
+      </w:pPr>
+    </w:lvl>
+  </w:abstractNum>
+  <w:abstractNum w:abstractNumId="99411">
+    <w:nsid w:val="00A99411"/>
+    <w:multiLevelType w:val="multilevel"/>
+    <w:lvl w:ilvl="0">
+      <w:start w:val="1"/>
+      <w:numFmt w:val="decimal"/>
+      <w:lvlText w:val="%1."/>
+      <w:lvlJc w:val="left"/>
+      <w:pPr>
+        <w:ind w:left="720" w:hanging="360"/>
+      </w:pPr>
+    </w:lvl>
+    <w:lvl w:ilvl="1">
+      <w:start w:val="1"/>
+      <w:numFmt w:val="decimal"/>
+      <w:lvlText w:val="%2."/>
+      <w:lvlJc w:val="left"/>
+      <w:pPr>
+        <w:ind w:left="1440" w:hanging="360"/>
+      </w:pPr>
+    </w:lvl>
+    <w:lvl w:ilvl="2">
+      <w:start w:val="1"/>
+      <w:numFmt w:val="decimal"/>
+      <w:lvlText w:val="%3."/>
+      <w:lvlJc w:val="left"/>
+      <w:pPr>
+        <w:ind w:left="2160" w:hanging="360"/>
+      </w:pPr>
+    </w:lvl>
+    <w:lvl w:ilvl="3">
+      <w:start w:val="1"/>
+      <w:numFmt w:val="decimal"/>
+      <w:lvlText w:val="%4."/>
+      <w:lvlJc w:val="left"/>
+      <w:pPr>
+        <w:ind w:left="2880" w:hanging="360"/>
+      </w:pPr>
+    </w:lvl>
+    <w:lvl w:ilvl="4">
+      <w:start w:val="1"/>
+      <w:numFmt w:val="decimal"/>
+      <w:lvlText w:val="%5."/>
+      <w:lvlJc w:val="left"/>
+      <w:pPr>
+        <w:ind w:left="3600" w:hanging="360"/>
+      </w:pPr>
+    </w:lvl>
+    <w:lvl w:ilvl="5">
+      <w:start w:val="1"/>
+      <w:numFmt w:val="decimal"/>
+      <w:lvlText w:val="%6."/>
+      <w:lvlJc w:val="left"/>
+      <w:pPr>
+        <w:ind w:left="4320" w:hanging="360"/>
+      </w:pPr>
+    </w:lvl>
+    <w:lvl w:ilvl="6">
+      <w:start w:val="1"/>
+      <w:numFmt w:val="decimal"/>
+      <w:lvlText w:val="%7."/>
+      <w:lvlJc w:val="left"/>
+      <w:pPr>
+        <w:ind w:left="5040" w:hanging="360"/>
+      </w:pPr>
+    </w:lvl>
+    <w:lvl w:ilvl="7">
+      <w:start w:val="1"/>
+      <w:numFmt w:val="decimal"/>
+      <w:lvlText w:val="%8."/>
+      <w:lvlJc w:val="left"/>
+      <w:pPr>
+        <w:ind w:left="5760" w:hanging="360"/>
+      </w:pPr>
+    </w:lvl>
+    <w:lvl w:ilvl="8">
+      <w:start w:val="1"/>
+      <w:numFmt w:val="decimal"/>
+      <w:lvlText w:val="%9."/>
+      <w:lvlJc w:val="left"/>
+      <w:pPr>
+        <w:ind w:left="6480" w:hanging="360"/>
+      </w:pPr>
+    </w:lvl>
+  </w:abstractNum>
   <w:num w:numId="1000">
     <w:abstractNumId w:val="990"/>
+  </w:num>
+  <w:num w:numId="1001">
+    <w:abstractNumId w:val="991"/>
+  </w:num>
+  <w:num w:numId="1002">
+    <w:abstractNumId w:val="992"/>
+  </w:num>
+  <w:num w:numId="1003">
+    <w:abstractNumId w:val="992"/>
+  </w:num>
+  <w:num w:numId="1004">
+    <w:abstractNumId w:val="991"/>
+  </w:num>
+  <w:num w:numId="1005">
+    <w:abstractNumId w:val="992"/>
+  </w:num>
+  <w:num w:numId="1006">
+    <w:abstractNumId w:val="992"/>
+  </w:num>
+  <w:num w:numId="1007">
+    <w:abstractNumId w:val="992"/>
+  </w:num>
+  <w:num w:numId="1008">
+    <w:abstractNumId w:val="992"/>
+  </w:num>
+  <w:num w:numId="1009">
+    <w:abstractNumId w:val="992"/>
+  </w:num>
+  <w:num w:numId="1010">
+    <w:abstractNumId w:val="992"/>
+  </w:num>
+  <w:num w:numId="1011">
+    <w:abstractNumId w:val="992"/>
+  </w:num>
+  <w:num w:numId="1012">
+    <w:abstractNumId w:val="992"/>
+  </w:num>
+  <w:num w:numId="1013">
+    <w:abstractNumId w:val="992"/>
+  </w:num>
+  <w:num w:numId="1014">
+    <w:abstractNumId w:val="992"/>
+  </w:num>
+  <w:num w:numId="1015">
+    <w:abstractNumId w:val="992"/>
+  </w:num>
+  <w:num w:numId="1016">
+    <w:abstractNumId w:val="992"/>
+  </w:num>
+  <w:num w:numId="1017">
+    <w:abstractNumId w:val="992"/>
+  </w:num>
+  <w:num w:numId="1018">
+    <w:abstractNumId w:val="992"/>
+  </w:num>
+  <w:num w:numId="1019">
+    <w:abstractNumId w:val="992"/>
+  </w:num>
+  <w:num w:numId="1020">
+    <w:abstractNumId w:val="992"/>
+  </w:num>
+  <w:num w:numId="1021">
+    <w:abstractNumId w:val="992"/>
+  </w:num>
+  <w:num w:numId="1022">
+    <w:abstractNumId w:val="992"/>
+  </w:num>
+  <w:num w:numId="1023">
+    <w:abstractNumId w:val="991"/>
+  </w:num>
+  <w:num w:numId="1024">
+    <w:abstractNumId w:val="992"/>
+  </w:num>
+  <w:num w:numId="1025">
+    <w:abstractNumId w:val="992"/>
+  </w:num>
+  <w:num w:numId="1026">
+    <w:abstractNumId w:val="992"/>
+  </w:num>
+  <w:num w:numId="1027">
+    <w:abstractNumId w:val="992"/>
+  </w:num>
+  <w:num w:numId="1028">
+    <w:abstractNumId w:val="992"/>
+  </w:num>
+  <w:num w:numId="1029">
+    <w:abstractNumId w:val="992"/>
+  </w:num>
+  <w:num w:numId="1030">
+    <w:abstractNumId w:val="992"/>
+  </w:num>
+  <w:num w:numId="1031">
+    <w:abstractNumId w:val="992"/>
+  </w:num>
+  <w:num w:numId="1032">
+    <w:abstractNumId w:val="992"/>
+  </w:num>
+  <w:num w:numId="1033">
+    <w:abstractNumId w:val="992"/>
+  </w:num>
+  <w:num w:numId="1034">
+    <w:abstractNumId w:val="99411"/>
+    <w:lvlOverride w:ilvl="0">
+      <w:startOverride w:val="1"/>
+    </w:lvlOverride>
+    <w:lvlOverride w:ilvl="1">
+      <w:startOverride w:val="1"/>
+    </w:lvlOverride>
+    <w:lvlOverride w:ilvl="2">
+      <w:startOverride w:val="1"/>
+    </w:lvlOverride>
+    <w:lvlOverride w:ilvl="3">
+      <w:startOverride w:val="1"/>
+    </w:lvlOverride>
+    <w:lvlOverride w:ilvl="4">
+      <w:startOverride w:val="1"/>
+    </w:lvlOverride>
+    <w:lvlOverride w:ilvl="5">
+      <w:startOverride w:val="1"/>
+    </w:lvlOverride>
+    <w:lvlOverride w:ilvl="6">
+      <w:startOverride w:val="1"/>
+    </w:lvlOverride>
+    <w:lvlOverride w:ilvl="7">
+      <w:startOverride w:val="1"/>
+    </w:lvlOverride>
+    <w:lvlOverride w:ilvl="8">
+      <w:startOverride w:val="1"/>
+    </w:lvlOverride>
   </w:num>
 </w:numbering>
 </file>

--- a/claude_project_assets/questionnaire.docx
+++ b/claude_project_assets/questionnaire.docx
@@ -3635,4 +3635,237 @@
     </a:ext>
   </a:extLst>
 </a:theme>
+</file>
+
+<file path=customXml/item1.xml><?xml version="1.0" encoding="utf-8"?>
+<ct:contentTypeSchema xmlns:ct="http://schemas.microsoft.com/office/2006/metadata/contentType" xmlns:ma="http://schemas.microsoft.com/office/2006/metadata/properties/metaAttributes" ct:_="" ma:_="" ma:contentTypeName="Document" ma:contentTypeID="0x0101006AAA32E7549EE6449AC68337FF671C5A" ma:contentTypeVersion="12" ma:contentTypeDescription="Create a new document." ma:contentTypeScope="" ma:versionID="5b725368af9e92254b31af2044252fac">
+  <xsd:schema xmlns:xsd="http://www.w3.org/2001/XMLSchema" xmlns:xs="http://www.w3.org/2001/XMLSchema" xmlns:p="http://schemas.microsoft.com/office/2006/metadata/properties" xmlns:ns2="03e19825-731a-404b-84c3-310fff85d1a8" xmlns:ns3="a675dd88-c1ff-478a-b60f-ff004313760b" targetNamespace="http://schemas.microsoft.com/office/2006/metadata/properties" ma:root="true" ma:fieldsID="de1faf0135fd982ba30b50c3b754e7cb" ns2:_="" ns3:_="">
+    <xsd:import namespace="03e19825-731a-404b-84c3-310fff85d1a8"/>
+    <xsd:import namespace="a675dd88-c1ff-478a-b60f-ff004313760b"/>
+    <xsd:element name="properties">
+      <xsd:complexType>
+        <xsd:sequence>
+          <xsd:element name="documentManagement">
+            <xsd:complexType>
+              <xsd:all>
+                <xsd:element ref="ns2:MediaServiceMetadata" minOccurs="0"/>
+                <xsd:element ref="ns2:MediaServiceFastMetadata" minOccurs="0"/>
+                <xsd:element ref="ns2:MediaServiceSearchProperties" minOccurs="0"/>
+                <xsd:element ref="ns2:MediaServiceDateTaken" minOccurs="0"/>
+                <xsd:element ref="ns2:lcf76f155ced4ddcb4097134ff3c332f" minOccurs="0"/>
+                <xsd:element ref="ns3:TaxCatchAll" minOccurs="0"/>
+                <xsd:element ref="ns2:MediaServiceGenerationTime" minOccurs="0"/>
+                <xsd:element ref="ns2:MediaServiceEventHashCode" minOccurs="0"/>
+                <xsd:element ref="ns2:MediaServiceOCR" minOccurs="0"/>
+                <xsd:element ref="ns2:MediaLengthInSeconds" minOccurs="0"/>
+                <xsd:element ref="ns2:MediaServiceLocation" minOccurs="0"/>
+              </xsd:all>
+            </xsd:complexType>
+          </xsd:element>
+        </xsd:sequence>
+      </xsd:complexType>
+    </xsd:element>
+  </xsd:schema>
+  <xsd:schema xmlns:xsd="http://www.w3.org/2001/XMLSchema" xmlns:xs="http://www.w3.org/2001/XMLSchema" xmlns:dms="http://schemas.microsoft.com/office/2006/documentManagement/types" xmlns:pc="http://schemas.microsoft.com/office/infopath/2007/PartnerControls" targetNamespace="03e19825-731a-404b-84c3-310fff85d1a8" elementFormDefault="qualified">
+    <xsd:import namespace="http://schemas.microsoft.com/office/2006/documentManagement/types"/>
+    <xsd:import namespace="http://schemas.microsoft.com/office/infopath/2007/PartnerControls"/>
+    <xsd:element name="MediaServiceMetadata" ma:index="8" nillable="true" ma:displayName="MediaServiceMetadata" ma:hidden="true" ma:internalName="MediaServiceMetadata" ma:readOnly="true">
+      <xsd:simpleType>
+        <xsd:restriction base="dms:Note"/>
+      </xsd:simpleType>
+    </xsd:element>
+    <xsd:element name="MediaServiceFastMetadata" ma:index="9" nillable="true" ma:displayName="MediaServiceFastMetadata" ma:hidden="true" ma:internalName="MediaServiceFastMetadata" ma:readOnly="true">
+      <xsd:simpleType>
+        <xsd:restriction base="dms:Note"/>
+      </xsd:simpleType>
+    </xsd:element>
+    <xsd:element name="MediaServiceSearchProperties" ma:index="10" nillable="true" ma:displayName="MediaServiceSearchProperties" ma:hidden="true" ma:internalName="MediaServiceSearchProperties" ma:readOnly="true">
+      <xsd:simpleType>
+        <xsd:restriction base="dms:Note"/>
+      </xsd:simpleType>
+    </xsd:element>
+    <xsd:element name="MediaServiceDateTaken" ma:index="11" nillable="true" ma:displayName="MediaServiceDateTaken" ma:hidden="true" ma:indexed="true" ma:internalName="MediaServiceDateTaken" ma:readOnly="true">
+      <xsd:simpleType>
+        <xsd:restriction base="dms:Text"/>
+      </xsd:simpleType>
+    </xsd:element>
+    <xsd:element name="lcf76f155ced4ddcb4097134ff3c332f" ma:index="13" nillable="true" ma:taxonomy="true" ma:internalName="lcf76f155ced4ddcb4097134ff3c332f" ma:taxonomyFieldName="MediaServiceImageTags" ma:displayName="Image Tags" ma:readOnly="false" ma:fieldId="{5cf76f15-5ced-4ddc-b409-7134ff3c332f}" ma:taxonomyMulti="true" ma:sspId="41616629-9183-4d38-9e3a-f9db27d53a26" ma:termSetId="09814cd3-568e-fe90-9814-8d621ff8fb84" ma:anchorId="fba54fb3-c3e1-fe81-a776-ca4b69148c4d" ma:open="true" ma:isKeyword="false">
+      <xsd:complexType>
+        <xsd:sequence>
+          <xsd:element ref="pc:Terms" minOccurs="0" maxOccurs="1"/>
+        </xsd:sequence>
+      </xsd:complexType>
+    </xsd:element>
+    <xsd:element name="MediaServiceGenerationTime" ma:index="15" nillable="true" ma:displayName="MediaServiceGenerationTime" ma:hidden="true" ma:internalName="MediaServiceGenerationTime" ma:readOnly="true">
+      <xsd:simpleType>
+        <xsd:restriction base="dms:Text"/>
+      </xsd:simpleType>
+    </xsd:element>
+    <xsd:element name="MediaServiceEventHashCode" ma:index="16" nillable="true" ma:displayName="MediaServiceEventHashCode" ma:hidden="true" ma:internalName="MediaServiceEventHashCode" ma:readOnly="true">
+      <xsd:simpleType>
+        <xsd:restriction base="dms:Text"/>
+      </xsd:simpleType>
+    </xsd:element>
+    <xsd:element name="MediaServiceOCR" ma:index="17" nillable="true" ma:displayName="Extracted Text" ma:internalName="MediaServiceOCR" ma:readOnly="true">
+      <xsd:simpleType>
+        <xsd:restriction base="dms:Note">
+          <xsd:maxLength value="255"/>
+        </xsd:restriction>
+      </xsd:simpleType>
+    </xsd:element>
+    <xsd:element name="MediaLengthInSeconds" ma:index="18" nillable="true" ma:displayName="MediaLengthInSeconds" ma:hidden="true" ma:internalName="MediaLengthInSeconds" ma:readOnly="true">
+      <xsd:simpleType>
+        <xsd:restriction base="dms:Unknown"/>
+      </xsd:simpleType>
+    </xsd:element>
+    <xsd:element name="MediaServiceLocation" ma:index="19" nillable="true" ma:displayName="Location" ma:indexed="true" ma:internalName="MediaServiceLocation" ma:readOnly="true">
+      <xsd:simpleType>
+        <xsd:restriction base="dms:Text"/>
+      </xsd:simpleType>
+    </xsd:element>
+  </xsd:schema>
+  <xsd:schema xmlns:xsd="http://www.w3.org/2001/XMLSchema" xmlns:xs="http://www.w3.org/2001/XMLSchema" xmlns:dms="http://schemas.microsoft.com/office/2006/documentManagement/types" xmlns:pc="http://schemas.microsoft.com/office/infopath/2007/PartnerControls" targetNamespace="a675dd88-c1ff-478a-b60f-ff004313760b" elementFormDefault="qualified">
+    <xsd:import namespace="http://schemas.microsoft.com/office/2006/documentManagement/types"/>
+    <xsd:import namespace="http://schemas.microsoft.com/office/infopath/2007/PartnerControls"/>
+    <xsd:element name="TaxCatchAll" ma:index="14" nillable="true" ma:displayName="Taxonomy Catch All Column" ma:hidden="true" ma:list="{fee70d54-65c2-44e4-aa1e-ee2a67be174e}" ma:internalName="TaxCatchAll" ma:showField="CatchAllData" ma:web="a675dd88-c1ff-478a-b60f-ff004313760b">
+      <xsd:complexType>
+        <xsd:complexContent>
+          <xsd:extension base="dms:MultiChoiceLookup">
+            <xsd:sequence>
+              <xsd:element name="Value" type="dms:Lookup" maxOccurs="unbounded" minOccurs="0" nillable="true"/>
+            </xsd:sequence>
+          </xsd:extension>
+        </xsd:complexContent>
+      </xsd:complexType>
+    </xsd:element>
+  </xsd:schema>
+  <xsd:schema xmlns="http://schemas.openxmlformats.org/package/2006/metadata/core-properties" xmlns:xsd="http://www.w3.org/2001/XMLSchema" xmlns:xsi="http://www.w3.org/2001/XMLSchema-instance" xmlns:dc="http://purl.org/dc/elements/1.1/" xmlns:dcterms="http://purl.org/dc/terms/" xmlns:odoc="http://schemas.microsoft.com/internal/obd" targetNamespace="http://schemas.openxmlformats.org/package/2006/metadata/core-properties" elementFormDefault="qualified" attributeFormDefault="unqualified" blockDefault="#all">
+    <xsd:import namespace="http://purl.org/dc/elements/1.1/" schemaLocation="http://dublincore.org/schemas/xmls/qdc/2003/04/02/dc.xsd"/>
+    <xsd:import namespace="http://purl.org/dc/terms/" schemaLocation="http://dublincore.org/schemas/xmls/qdc/2003/04/02/dcterms.xsd"/>
+    <xsd:element name="coreProperties" type="CT_coreProperties"/>
+    <xsd:complexType name="CT_coreProperties">
+      <xsd:all>
+        <xsd:element ref="dc:creator" minOccurs="0" maxOccurs="1"/>
+        <xsd:element ref="dcterms:created" minOccurs="0" maxOccurs="1"/>
+        <xsd:element ref="dc:identifier" minOccurs="0" maxOccurs="1"/>
+        <xsd:element name="contentType" minOccurs="0" maxOccurs="1" type="xsd:string" ma:index="0" ma:displayName="Content Type"/>
+        <xsd:element ref="dc:title" minOccurs="0" maxOccurs="1" ma:index="4" ma:displayName="Title"/>
+        <xsd:element ref="dc:subject" minOccurs="0" maxOccurs="1"/>
+        <xsd:element ref="dc:description" minOccurs="0" maxOccurs="1"/>
+        <xsd:element name="keywords" minOccurs="0" maxOccurs="1" type="xsd:string"/>
+        <xsd:element ref="dc:language" minOccurs="0" maxOccurs="1"/>
+        <xsd:element name="category" minOccurs="0" maxOccurs="1" type="xsd:string"/>
+        <xsd:element name="version" minOccurs="0" maxOccurs="1" type="xsd:string"/>
+        <xsd:element name="revision" minOccurs="0" maxOccurs="1" type="xsd:string">
+          <xsd:annotation>
+            <xsd:documentation>
+                        This value indicates the number of saves or revisions. The application is responsible for updating this value after each revision.
+                    </xsd:documentation>
+          </xsd:annotation>
+        </xsd:element>
+        <xsd:element name="lastModifiedBy" minOccurs="0" maxOccurs="1" type="xsd:string"/>
+        <xsd:element ref="dcterms:modified" minOccurs="0" maxOccurs="1"/>
+        <xsd:element name="contentStatus" minOccurs="0" maxOccurs="1" type="xsd:string"/>
+      </xsd:all>
+    </xsd:complexType>
+  </xsd:schema>
+  <xs:schema xmlns:pc="http://schemas.microsoft.com/office/infopath/2007/PartnerControls" xmlns:xs="http://www.w3.org/2001/XMLSchema" targetNamespace="http://schemas.microsoft.com/office/infopath/2007/PartnerControls" elementFormDefault="qualified" attributeFormDefault="unqualified">
+    <xs:element name="Person">
+      <xs:complexType>
+        <xs:sequence>
+          <xs:element ref="pc:DisplayName" minOccurs="0"/>
+          <xs:element ref="pc:AccountId" minOccurs="0"/>
+          <xs:element ref="pc:AccountType" minOccurs="0"/>
+        </xs:sequence>
+      </xs:complexType>
+    </xs:element>
+    <xs:element name="DisplayName" type="xs:string"/>
+    <xs:element name="AccountId" type="xs:string"/>
+    <xs:element name="AccountType" type="xs:string"/>
+    <xs:element name="BDCAssociatedEntity">
+      <xs:complexType>
+        <xs:sequence>
+          <xs:element ref="pc:BDCEntity" minOccurs="0" maxOccurs="unbounded"/>
+        </xs:sequence>
+        <xs:attribute ref="pc:EntityNamespace"/>
+        <xs:attribute ref="pc:EntityName"/>
+        <xs:attribute ref="pc:SystemInstanceName"/>
+        <xs:attribute ref="pc:AssociationName"/>
+      </xs:complexType>
+    </xs:element>
+    <xs:attribute name="EntityNamespace" type="xs:string"/>
+    <xs:attribute name="EntityName" type="xs:string"/>
+    <xs:attribute name="SystemInstanceName" type="xs:string"/>
+    <xs:attribute name="AssociationName" type="xs:string"/>
+    <xs:element name="BDCEntity">
+      <xs:complexType>
+        <xs:sequence>
+          <xs:element ref="pc:EntityDisplayName" minOccurs="0"/>
+          <xs:element ref="pc:EntityInstanceReference" minOccurs="0"/>
+          <xs:element ref="pc:EntityId1" minOccurs="0"/>
+          <xs:element ref="pc:EntityId2" minOccurs="0"/>
+          <xs:element ref="pc:EntityId3" minOccurs="0"/>
+          <xs:element ref="pc:EntityId4" minOccurs="0"/>
+          <xs:element ref="pc:EntityId5" minOccurs="0"/>
+        </xs:sequence>
+      </xs:complexType>
+    </xs:element>
+    <xs:element name="EntityDisplayName" type="xs:string"/>
+    <xs:element name="EntityInstanceReference" type="xs:string"/>
+    <xs:element name="EntityId1" type="xs:string"/>
+    <xs:element name="EntityId2" type="xs:string"/>
+    <xs:element name="EntityId3" type="xs:string"/>
+    <xs:element name="EntityId4" type="xs:string"/>
+    <xs:element name="EntityId5" type="xs:string"/>
+    <xs:element name="Terms">
+      <xs:complexType>
+        <xs:sequence>
+          <xs:element ref="pc:TermInfo" minOccurs="0" maxOccurs="unbounded"/>
+        </xs:sequence>
+      </xs:complexType>
+    </xs:element>
+    <xs:element name="TermInfo">
+      <xs:complexType>
+        <xs:sequence>
+          <xs:element ref="pc:TermName" minOccurs="0"/>
+          <xs:element ref="pc:TermId" minOccurs="0"/>
+        </xs:sequence>
+      </xs:complexType>
+    </xs:element>
+    <xs:element name="TermName" type="xs:string"/>
+    <xs:element name="TermId" type="xs:string"/>
+  </xs:schema>
+</ct:contentTypeSchema>
+</file>
+
+<file path=customXml/item2.xml><?xml version="1.0" encoding="utf-8"?>
+<?mso-contentType ?>
+<FormTemplates xmlns="http://schemas.microsoft.com/sharepoint/v3/contenttype/forms">
+  <Display>DocumentLibraryForm</Display>
+  <Edit>DocumentLibraryForm</Edit>
+  <New>DocumentLibraryForm</New>
+</FormTemplates>
+</file>
+
+<file path=customXml/item3.xml><?xml version="1.0" encoding="utf-8"?>
+<p:properties xmlns:p="http://schemas.microsoft.com/office/2006/metadata/properties" xmlns:xsi="http://www.w3.org/2001/XMLSchema-instance" xmlns:pc="http://schemas.microsoft.com/office/infopath/2007/PartnerControls">
+  <documentManagement>
+    <lcf76f155ced4ddcb4097134ff3c332f xmlns="03e19825-731a-404b-84c3-310fff85d1a8">
+      <Terms xmlns="http://schemas.microsoft.com/office/infopath/2007/PartnerControls"/>
+    </lcf76f155ced4ddcb4097134ff3c332f>
+    <TaxCatchAll xmlns="a675dd88-c1ff-478a-b60f-ff004313760b" xsi:nil="true"/>
+  </documentManagement>
+</p:properties>
+</file>
+
+<file path=customXml/itemProps1.xml><?xml version="1.0" encoding="utf-8"?>
+<ds:datastoreItem xmlns:ds="http://schemas.openxmlformats.org/officeDocument/2006/customXml" ds:itemID="{6EB02103-9462-4F56-8793-4780673CD154}"/>
+</file>
+
+<file path=customXml/itemProps2.xml><?xml version="1.0" encoding="utf-8"?>
+<ds:datastoreItem xmlns:ds="http://schemas.openxmlformats.org/officeDocument/2006/customXml" ds:itemID="{DA7ACF07-AC64-48B5-855D-2AFE112662EC}"/>
+</file>
+
+<file path=customXml/itemProps3.xml><?xml version="1.0" encoding="utf-8"?>
+<ds:datastoreItem xmlns:ds="http://schemas.openxmlformats.org/officeDocument/2006/customXml" ds:itemID="{8650972F-D2CB-4B42-9F6E-31C98FD535C1}"/>
 </file>
--- a/claude_project_assets/questionnaire.docx
+++ b/claude_project_assets/questionnaire.docx
@@ -3859,13 +3859,13 @@
 </file>
 
 <file path=customXml/itemProps1.xml><?xml version="1.0" encoding="utf-8"?>
-<ds:datastoreItem xmlns:ds="http://schemas.openxmlformats.org/officeDocument/2006/customXml" ds:itemID="{6EB02103-9462-4F56-8793-4780673CD154}"/>
+<ds:datastoreItem xmlns:ds="http://schemas.openxmlformats.org/officeDocument/2006/customXml" ds:itemID="{80002B09-C545-4EAA-8935-6AF49CC5A78D}"/>
 </file>
 
 <file path=customXml/itemProps2.xml><?xml version="1.0" encoding="utf-8"?>
-<ds:datastoreItem xmlns:ds="http://schemas.openxmlformats.org/officeDocument/2006/customXml" ds:itemID="{DA7ACF07-AC64-48B5-855D-2AFE112662EC}"/>
+<ds:datastoreItem xmlns:ds="http://schemas.openxmlformats.org/officeDocument/2006/customXml" ds:itemID="{C5EC43B2-87D4-41FB-8AAB-9ACE9898D93A}"/>
 </file>
 
 <file path=customXml/itemProps3.xml><?xml version="1.0" encoding="utf-8"?>
-<ds:datastoreItem xmlns:ds="http://schemas.openxmlformats.org/officeDocument/2006/customXml" ds:itemID="{8650972F-D2CB-4B42-9F6E-31C98FD535C1}"/>
+<ds:datastoreItem xmlns:ds="http://schemas.openxmlformats.org/officeDocument/2006/customXml" ds:itemID="{C297B210-E130-41C8-81D0-EE1CCA359E10}"/>
 </file>
--- a/claude_project_assets/questionnaire.docx
+++ b/claude_project_assets/questionnaire.docx
@@ -3635,237 +3635,4 @@
     </a:ext>
   </a:extLst>
 </a:theme>
-</file>
-
-<file path=customXml/item1.xml><?xml version="1.0" encoding="utf-8"?>
-<ct:contentTypeSchema xmlns:ct="http://schemas.microsoft.com/office/2006/metadata/contentType" xmlns:ma="http://schemas.microsoft.com/office/2006/metadata/properties/metaAttributes" ct:_="" ma:_="" ma:contentTypeName="Document" ma:contentTypeID="0x0101006AAA32E7549EE6449AC68337FF671C5A" ma:contentTypeVersion="12" ma:contentTypeDescription="Create a new document." ma:contentTypeScope="" ma:versionID="5b725368af9e92254b31af2044252fac">
-  <xsd:schema xmlns:xsd="http://www.w3.org/2001/XMLSchema" xmlns:xs="http://www.w3.org/2001/XMLSchema" xmlns:p="http://schemas.microsoft.com/office/2006/metadata/properties" xmlns:ns2="03e19825-731a-404b-84c3-310fff85d1a8" xmlns:ns3="a675dd88-c1ff-478a-b60f-ff004313760b" targetNamespace="http://schemas.microsoft.com/office/2006/metadata/properties" ma:root="true" ma:fieldsID="de1faf0135fd982ba30b50c3b754e7cb" ns2:_="" ns3:_="">
-    <xsd:import namespace="03e19825-731a-404b-84c3-310fff85d1a8"/>
-    <xsd:import namespace="a675dd88-c1ff-478a-b60f-ff004313760b"/>
-    <xsd:element name="properties">
-      <xsd:complexType>
-        <xsd:sequence>
-          <xsd:element name="documentManagement">
-            <xsd:complexType>
-              <xsd:all>
-                <xsd:element ref="ns2:MediaServiceMetadata" minOccurs="0"/>
-                <xsd:element ref="ns2:MediaServiceFastMetadata" minOccurs="0"/>
-                <xsd:element ref="ns2:MediaServiceSearchProperties" minOccurs="0"/>
-                <xsd:element ref="ns2:MediaServiceDateTaken" minOccurs="0"/>
-                <xsd:element ref="ns2:lcf76f155ced4ddcb4097134ff3c332f" minOccurs="0"/>
-                <xsd:element ref="ns3:TaxCatchAll" minOccurs="0"/>
-                <xsd:element ref="ns2:MediaServiceGenerationTime" minOccurs="0"/>
-                <xsd:element ref="ns2:MediaServiceEventHashCode" minOccurs="0"/>
-                <xsd:element ref="ns2:MediaServiceOCR" minOccurs="0"/>
-                <xsd:element ref="ns2:MediaLengthInSeconds" minOccurs="0"/>
-                <xsd:element ref="ns2:MediaServiceLocation" minOccurs="0"/>
-              </xsd:all>
-            </xsd:complexType>
-          </xsd:element>
-        </xsd:sequence>
-      </xsd:complexType>
-    </xsd:element>
-  </xsd:schema>
-  <xsd:schema xmlns:xsd="http://www.w3.org/2001/XMLSchema" xmlns:xs="http://www.w3.org/2001/XMLSchema" xmlns:dms="http://schemas.microsoft.com/office/2006/documentManagement/types" xmlns:pc="http://schemas.microsoft.com/office/infopath/2007/PartnerControls" targetNamespace="03e19825-731a-404b-84c3-310fff85d1a8" elementFormDefault="qualified">
-    <xsd:import namespace="http://schemas.microsoft.com/office/2006/documentManagement/types"/>
-    <xsd:import namespace="http://schemas.microsoft.com/office/infopath/2007/PartnerControls"/>
-    <xsd:element name="MediaServiceMetadata" ma:index="8" nillable="true" ma:displayName="MediaServiceMetadata" ma:hidden="true" ma:internalName="MediaServiceMetadata" ma:readOnly="true">
-      <xsd:simpleType>
-        <xsd:restriction base="dms:Note"/>
-      </xsd:simpleType>
-    </xsd:element>
-    <xsd:element name="MediaServiceFastMetadata" ma:index="9" nillable="true" ma:displayName="MediaServiceFastMetadata" ma:hidden="true" ma:internalName="MediaServiceFastMetadata" ma:readOnly="true">
-      <xsd:simpleType>
-        <xsd:restriction base="dms:Note"/>
-      </xsd:simpleType>
-    </xsd:element>
-    <xsd:element name="MediaServiceSearchProperties" ma:index="10" nillable="true" ma:displayName="MediaServiceSearchProperties" ma:hidden="true" ma:internalName="MediaServiceSearchProperties" ma:readOnly="true">
-      <xsd:simpleType>
-        <xsd:restriction base="dms:Note"/>
-      </xsd:simpleType>
-    </xsd:element>
-    <xsd:element name="MediaServiceDateTaken" ma:index="11" nillable="true" ma:displayName="MediaServiceDateTaken" ma:hidden="true" ma:indexed="true" ma:internalName="MediaServiceDateTaken" ma:readOnly="true">
-      <xsd:simpleType>
-        <xsd:restriction base="dms:Text"/>
-      </xsd:simpleType>
-    </xsd:element>
-    <xsd:element name="lcf76f155ced4ddcb4097134ff3c332f" ma:index="13" nillable="true" ma:taxonomy="true" ma:internalName="lcf76f155ced4ddcb4097134ff3c332f" ma:taxonomyFieldName="MediaServiceImageTags" ma:displayName="Image Tags" ma:readOnly="false" ma:fieldId="{5cf76f15-5ced-4ddc-b409-7134ff3c332f}" ma:taxonomyMulti="true" ma:sspId="41616629-9183-4d38-9e3a-f9db27d53a26" ma:termSetId="09814cd3-568e-fe90-9814-8d621ff8fb84" ma:anchorId="fba54fb3-c3e1-fe81-a776-ca4b69148c4d" ma:open="true" ma:isKeyword="false">
-      <xsd:complexType>
-        <xsd:sequence>
-          <xsd:element ref="pc:Terms" minOccurs="0" maxOccurs="1"/>
-        </xsd:sequence>
-      </xsd:complexType>
-    </xsd:element>
-    <xsd:element name="MediaServiceGenerationTime" ma:index="15" nillable="true" ma:displayName="MediaServiceGenerationTime" ma:hidden="true" ma:internalName="MediaServiceGenerationTime" ma:readOnly="true">
-      <xsd:simpleType>
-        <xsd:restriction base="dms:Text"/>
-      </xsd:simpleType>
-    </xsd:element>
-    <xsd:element name="MediaServiceEventHashCode" ma:index="16" nillable="true" ma:displayName="MediaServiceEventHashCode" ma:hidden="true" ma:internalName="MediaServiceEventHashCode" ma:readOnly="true">
-      <xsd:simpleType>
-        <xsd:restriction base="dms:Text"/>
-      </xsd:simpleType>
-    </xsd:element>
-    <xsd:element name="MediaServiceOCR" ma:index="17" nillable="true" ma:displayName="Extracted Text" ma:internalName="MediaServiceOCR" ma:readOnly="true">
-      <xsd:simpleType>
-        <xsd:restriction base="dms:Note">
-          <xsd:maxLength value="255"/>
-        </xsd:restriction>
-      </xsd:simpleType>
-    </xsd:element>
-    <xsd:element name="MediaLengthInSeconds" ma:index="18" nillable="true" ma:displayName="MediaLengthInSeconds" ma:hidden="true" ma:internalName="MediaLengthInSeconds" ma:readOnly="true">
-      <xsd:simpleType>
-        <xsd:restriction base="dms:Unknown"/>
-      </xsd:simpleType>
-    </xsd:element>
-    <xsd:element name="MediaServiceLocation" ma:index="19" nillable="true" ma:displayName="Location" ma:indexed="true" ma:internalName="MediaServiceLocation" ma:readOnly="true">
-      <xsd:simpleType>
-        <xsd:restriction base="dms:Text"/>
-      </xsd:simpleType>
-    </xsd:element>
-  </xsd:schema>
-  <xsd:schema xmlns:xsd="http://www.w3.org/2001/XMLSchema" xmlns:xs="http://www.w3.org/2001/XMLSchema" xmlns:dms="http://schemas.microsoft.com/office/2006/documentManagement/types" xmlns:pc="http://schemas.microsoft.com/office/infopath/2007/PartnerControls" targetNamespace="a675dd88-c1ff-478a-b60f-ff004313760b" elementFormDefault="qualified">
-    <xsd:import namespace="http://schemas.microsoft.com/office/2006/documentManagement/types"/>
-    <xsd:import namespace="http://schemas.microsoft.com/office/infopath/2007/PartnerControls"/>
-    <xsd:element name="TaxCatchAll" ma:index="14" nillable="true" ma:displayName="Taxonomy Catch All Column" ma:hidden="true" ma:list="{fee70d54-65c2-44e4-aa1e-ee2a67be174e}" ma:internalName="TaxCatchAll" ma:showField="CatchAllData" ma:web="a675dd88-c1ff-478a-b60f-ff004313760b">
-      <xsd:complexType>
-        <xsd:complexContent>
-          <xsd:extension base="dms:MultiChoiceLookup">
-            <xsd:sequence>
-              <xsd:element name="Value" type="dms:Lookup" maxOccurs="unbounded" minOccurs="0" nillable="true"/>
-            </xsd:sequence>
-          </xsd:extension>
-        </xsd:complexContent>
-      </xsd:complexType>
-    </xsd:element>
-  </xsd:schema>
-  <xsd:schema xmlns="http://schemas.openxmlformats.org/package/2006/metadata/core-properties" xmlns:xsd="http://www.w3.org/2001/XMLSchema" xmlns:xsi="http://www.w3.org/2001/XMLSchema-instance" xmlns:dc="http://purl.org/dc/elements/1.1/" xmlns:dcterms="http://purl.org/dc/terms/" xmlns:odoc="http://schemas.microsoft.com/internal/obd" targetNamespace="http://schemas.openxmlformats.org/package/2006/metadata/core-properties" elementFormDefault="qualified" attributeFormDefault="unqualified" blockDefault="#all">
-    <xsd:import namespace="http://purl.org/dc/elements/1.1/" schemaLocation="http://dublincore.org/schemas/xmls/qdc/2003/04/02/dc.xsd"/>
-    <xsd:import namespace="http://purl.org/dc/terms/" schemaLocation="http://dublincore.org/schemas/xmls/qdc/2003/04/02/dcterms.xsd"/>
-    <xsd:element name="coreProperties" type="CT_coreProperties"/>
-    <xsd:complexType name="CT_coreProperties">
-      <xsd:all>
-        <xsd:element ref="dc:creator" minOccurs="0" maxOccurs="1"/>
-        <xsd:element ref="dcterms:created" minOccurs="0" maxOccurs="1"/>
-        <xsd:element ref="dc:identifier" minOccurs="0" maxOccurs="1"/>
-        <xsd:element name="contentType" minOccurs="0" maxOccurs="1" type="xsd:string" ma:index="0" ma:displayName="Content Type"/>
-        <xsd:element ref="dc:title" minOccurs="0" maxOccurs="1" ma:index="4" ma:displayName="Title"/>
-        <xsd:element ref="dc:subject" minOccurs="0" maxOccurs="1"/>
-        <xsd:element ref="dc:description" minOccurs="0" maxOccurs="1"/>
-        <xsd:element name="keywords" minOccurs="0" maxOccurs="1" type="xsd:string"/>
-        <xsd:element ref="dc:language" minOccurs="0" maxOccurs="1"/>
-        <xsd:element name="category" minOccurs="0" maxOccurs="1" type="xsd:string"/>
-        <xsd:element name="version" minOccurs="0" maxOccurs="1" type="xsd:string"/>
-        <xsd:element name="revision" minOccurs="0" maxOccurs="1" type="xsd:string">
-          <xsd:annotation>
-            <xsd:documentation>
-                        This value indicates the number of saves or revisions. The application is responsible for updating this value after each revision.
-                    </xsd:documentation>
-          </xsd:annotation>
-        </xsd:element>
-        <xsd:element name="lastModifiedBy" minOccurs="0" maxOccurs="1" type="xsd:string"/>
-        <xsd:element ref="dcterms:modified" minOccurs="0" maxOccurs="1"/>
-        <xsd:element name="contentStatus" minOccurs="0" maxOccurs="1" type="xsd:string"/>
-      </xsd:all>
-    </xsd:complexType>
-  </xsd:schema>
-  <xs:schema xmlns:pc="http://schemas.microsoft.com/office/infopath/2007/PartnerControls" xmlns:xs="http://www.w3.org/2001/XMLSchema" targetNamespace="http://schemas.microsoft.com/office/infopath/2007/PartnerControls" elementFormDefault="qualified" attributeFormDefault="unqualified">
-    <xs:element name="Person">
-      <xs:complexType>
-        <xs:sequence>
-          <xs:element ref="pc:DisplayName" minOccurs="0"/>
-          <xs:element ref="pc:AccountId" minOccurs="0"/>
-          <xs:element ref="pc:AccountType" minOccurs="0"/>
-        </xs:sequence>
-      </xs:complexType>
-    </xs:element>
-    <xs:element name="DisplayName" type="xs:string"/>
-    <xs:element name="AccountId" type="xs:string"/>
-    <xs:element name="AccountType" type="xs:string"/>
-    <xs:element name="BDCAssociatedEntity">
-      <xs:complexType>
-        <xs:sequence>
-          <xs:element ref="pc:BDCEntity" minOccurs="0" maxOccurs="unbounded"/>
-        </xs:sequence>
-        <xs:attribute ref="pc:EntityNamespace"/>
-        <xs:attribute ref="pc:EntityName"/>
-        <xs:attribute ref="pc:SystemInstanceName"/>
-        <xs:attribute ref="pc:AssociationName"/>
-      </xs:complexType>
-    </xs:element>
-    <xs:attribute name="EntityNamespace" type="xs:string"/>
-    <xs:attribute name="EntityName" type="xs:string"/>
-    <xs:attribute name="SystemInstanceName" type="xs:string"/>
-    <xs:attribute name="AssociationName" type="xs:string"/>
-    <xs:element name="BDCEntity">
-      <xs:complexType>
-        <xs:sequence>
-          <xs:element ref="pc:EntityDisplayName" minOccurs="0"/>
-          <xs:element ref="pc:EntityInstanceReference" minOccurs="0"/>
-          <xs:element ref="pc:EntityId1" minOccurs="0"/>
-          <xs:element ref="pc:EntityId2" minOccurs="0"/>
-          <xs:element ref="pc:EntityId3" minOccurs="0"/>
-          <xs:element ref="pc:EntityId4" minOccurs="0"/>
-          <xs:element ref="pc:EntityId5" minOccurs="0"/>
-        </xs:sequence>
-      </xs:complexType>
-    </xs:element>
-    <xs:element name="EntityDisplayName" type="xs:string"/>
-    <xs:element name="EntityInstanceReference" type="xs:string"/>
-    <xs:element name="EntityId1" type="xs:string"/>
-    <xs:element name="EntityId2" type="xs:string"/>
-    <xs:element name="EntityId3" type="xs:string"/>
-    <xs:element name="EntityId4" type="xs:string"/>
-    <xs:element name="EntityId5" type="xs:string"/>
-    <xs:element name="Terms">
-      <xs:complexType>
-        <xs:sequence>
-          <xs:element ref="pc:TermInfo" minOccurs="0" maxOccurs="unbounded"/>
-        </xs:sequence>
-      </xs:complexType>
-    </xs:element>
-    <xs:element name="TermInfo">
-      <xs:complexType>
-        <xs:sequence>
-          <xs:element ref="pc:TermName" minOccurs="0"/>
-          <xs:element ref="pc:TermId" minOccurs="0"/>
-        </xs:sequence>
-      </xs:complexType>
-    </xs:element>
-    <xs:element name="TermName" type="xs:string"/>
-    <xs:element name="TermId" type="xs:string"/>
-  </xs:schema>
-</ct:contentTypeSchema>
-</file>
-
-<file path=customXml/item2.xml><?xml version="1.0" encoding="utf-8"?>
-<?mso-contentType ?>
-<FormTemplates xmlns="http://schemas.microsoft.com/sharepoint/v3/contenttype/forms">
-  <Display>DocumentLibraryForm</Display>
-  <Edit>DocumentLibraryForm</Edit>
-  <New>DocumentLibraryForm</New>
-</FormTemplates>
-</file>
-
-<file path=customXml/item3.xml><?xml version="1.0" encoding="utf-8"?>
-<p:properties xmlns:p="http://schemas.microsoft.com/office/2006/metadata/properties" xmlns:xsi="http://www.w3.org/2001/XMLSchema-instance" xmlns:pc="http://schemas.microsoft.com/office/infopath/2007/PartnerControls">
-  <documentManagement>
-    <lcf76f155ced4ddcb4097134ff3c332f xmlns="03e19825-731a-404b-84c3-310fff85d1a8">
-      <Terms xmlns="http://schemas.microsoft.com/office/infopath/2007/PartnerControls"/>
-    </lcf76f155ced4ddcb4097134ff3c332f>
-    <TaxCatchAll xmlns="a675dd88-c1ff-478a-b60f-ff004313760b" xsi:nil="true"/>
-  </documentManagement>
-</p:properties>
-</file>
-
-<file path=customXml/itemProps1.xml><?xml version="1.0" encoding="utf-8"?>
-<ds:datastoreItem xmlns:ds="http://schemas.openxmlformats.org/officeDocument/2006/customXml" ds:itemID="{80002B09-C545-4EAA-8935-6AF49CC5A78D}"/>
-</file>
-
-<file path=customXml/itemProps2.xml><?xml version="1.0" encoding="utf-8"?>
-<ds:datastoreItem xmlns:ds="http://schemas.openxmlformats.org/officeDocument/2006/customXml" ds:itemID="{C5EC43B2-87D4-41FB-8AAB-9ACE9898D93A}"/>
-</file>
-
-<file path=customXml/itemProps3.xml><?xml version="1.0" encoding="utf-8"?>
-<ds:datastoreItem xmlns:ds="http://schemas.openxmlformats.org/officeDocument/2006/customXml" ds:itemID="{C297B210-E130-41C8-81D0-EE1CCA359E10}"/>
 </file>
--- a/claude_project_assets/questionnaire.docx
+++ b/claude_project_assets/questionnaire.docx
@@ -1356,7 +1356,7 @@
         </w:numPr>
       </w:pPr>
       <w:r>
-        <w:t xml:space="preserve">N</w:t>
+        <w:t xml:space="preserve">Pasture/indirect N</w:t>
       </w:r>
       <w:r>
         <w:rPr>
@@ -1383,7 +1383,7 @@
         <w:rPr>
           <w:rStyle w:val="VerbatimChar"/>
         </w:rPr>
-        <w:t xml:space="preserve">EF3_S</w:t>
+        <w:t xml:space="preserve">EF4</w:t>
       </w:r>
       <w:r>
         <w:t xml:space="preserve">,</w:t>
@@ -1395,7 +1395,7 @@
         <w:rPr>
           <w:rStyle w:val="VerbatimChar"/>
         </w:rPr>
-        <w:t xml:space="preserve">EF4</w:t>
+        <w:t xml:space="preserve">EF5</w:t>
       </w:r>
       <w:r>
         <w:t xml:space="preserve">,</w:t>
@@ -1407,10 +1407,97 @@
         <w:rPr>
           <w:rStyle w:val="VerbatimChar"/>
         </w:rPr>
-        <w:t xml:space="preserve">EF5</w:t>
+        <w:t xml:space="preserve">Frac_GASM_PRP</w:t>
+      </w:r>
+      <w:r>
+        <w:t xml:space="preserve">,</w:t>
+      </w:r>
+      <w:r>
+        <w:t xml:space="preserve"> </w:t>
+      </w:r>
+      <w:r>
+        <w:rPr>
+          <w:rStyle w:val="VerbatimChar"/>
+        </w:rPr>
+        <w:t xml:space="preserve">Frac_LEACH_PRP</w:t>
       </w:r>
       <w:r>
         <w:t xml:space="preserve">)</w:t>
+      </w:r>
+    </w:p>
+    <w:p>
+      <w:pPr>
+        <w:pStyle w:val="FirstParagraph"/>
+      </w:pPr>
+      <w:r>
+        <w:rPr>
+          <w:i/>
+          <w:iCs/>
+        </w:rPr>
+        <w:t xml:space="preserve">Managed-storage manure-N</w:t>
+      </w:r>
+      <w:r>
+        <w:rPr>
+          <w:i/>
+          <w:iCs/>
+          <w:vertAlign w:val="subscript"/>
+        </w:rPr>
+        <w:t xml:space="preserve">2</w:t>
+      </w:r>
+      <w:r>
+        <w:rPr>
+          <w:i/>
+          <w:iCs/>
+        </w:rPr>
+        <w:t xml:space="preserve">O values (the direct EF and the volatilisation / leaching fractions) are entered</w:t>
+      </w:r>
+      <w:r>
+        <w:rPr>
+          <w:i/>
+          <w:iCs/>
+        </w:rPr>
+        <w:t xml:space="preserve"> </w:t>
+      </w:r>
+      <w:r>
+        <w:rPr>
+          <w:b/>
+          <w:bCs/>
+          <w:i/>
+          <w:iCs/>
+        </w:rPr>
+        <w:t xml:space="preserve">per manure-management system</w:t>
+      </w:r>
+      <w:r>
+        <w:rPr>
+          <w:i/>
+          <w:iCs/>
+        </w:rPr>
+        <w:t xml:space="preserve"> </w:t>
+      </w:r>
+      <w:r>
+        <w:rPr>
+          <w:i/>
+          <w:iCs/>
+        </w:rPr>
+        <w:t xml:space="preserve">in the Manure Management section above, not as single Parameters values.</w:t>
+      </w:r>
+    </w:p>
+    <w:bookmarkEnd w:id="14"/>
+    <w:bookmarkStart w:id="15" w:name="X71ec5db3af7fd0b34b0ce5a3ec36491a7a8ee69"/>
+    <w:p>
+      <w:pPr>
+        <w:pStyle w:val="Heading1"/>
+      </w:pPr>
+      <w:r>
+        <w:t xml:space="preserve">6. Where do your uncertainty estimates come from?</w:t>
+      </w:r>
+    </w:p>
+    <w:p>
+      <w:pPr>
+        <w:pStyle w:val="FirstParagraph"/>
+      </w:pPr>
+      <w:r>
+        <w:t xml:space="preserve">Tick one (or combine if different sources for different parameters):</w:t>
       </w:r>
     </w:p>
     <w:p>
@@ -1422,70 +1509,17 @@
         </w:numPr>
       </w:pPr>
       <w:r>
-        <w:t xml:space="preserve">Volatilisation / leaching fractions (</w:t>
-      </w:r>
-      <w:r>
-        <w:rPr>
-          <w:rStyle w:val="VerbatimChar"/>
-        </w:rPr>
-        <w:t xml:space="preserve">Frac_GASMS</w:t>
-      </w:r>
-      <w:r>
-        <w:t xml:space="preserve">,</w:t>
-      </w:r>
-      <w:r>
-        <w:t xml:space="preserve"> </w:t>
-      </w:r>
-      <w:r>
-        <w:rPr>
-          <w:rStyle w:val="VerbatimChar"/>
-        </w:rPr>
-        <w:t xml:space="preserve">Frac_LEACH_H</w:t>
-      </w:r>
-      <w:r>
-        <w:t xml:space="preserve">,</w:t>
-      </w:r>
-      <w:r>
-        <w:t xml:space="preserve"> </w:t>
-      </w:r>
-      <w:r>
-        <w:rPr>
-          <w:rStyle w:val="VerbatimChar"/>
-        </w:rPr>
-        <w:t xml:space="preserve">Frac_GASM_PRP</w:t>
-      </w:r>
-      <w:r>
-        <w:t xml:space="preserve">,</w:t>
-      </w:r>
-      <w:r>
-        <w:t xml:space="preserve"> </w:t>
-      </w:r>
-      <w:r>
-        <w:rPr>
-          <w:rStyle w:val="VerbatimChar"/>
-        </w:rPr>
-        <w:t xml:space="preserve">Frac_LEACH_PRP</w:t>
-      </w:r>
-      <w:r>
-        <w:t xml:space="preserve">)</w:t>
-      </w:r>
-    </w:p>
-    <w:bookmarkEnd w:id="14"/>
-    <w:bookmarkStart w:id="15" w:name="X71ec5db3af7fd0b34b0ce5a3ec36491a7a8ee69"/>
-    <w:p>
-      <w:pPr>
-        <w:pStyle w:val="Heading1"/>
-      </w:pPr>
-      <w:r>
-        <w:t xml:space="preserve">6. Where do your uncertainty estimates come from?</w:t>
-      </w:r>
-    </w:p>
-    <w:p>
-      <w:pPr>
-        <w:pStyle w:val="FirstParagraph"/>
-      </w:pPr>
-      <w:r>
-        <w:t xml:space="preserve">Tick one (or combine if different sources for different parameters):</w:t>
+        <w:rPr>
+          <w:b/>
+          <w:bCs/>
+        </w:rPr>
+        <w:t xml:space="preserve">(a) No uncertainty estimates</w:t>
+      </w:r>
+      <w:r>
+        <w:t xml:space="preserve"> </w:t>
+      </w:r>
+      <w:r>
+        <w:t xml:space="preserve">— use IPCC suggested ±% from the catalogue</w:t>
       </w:r>
     </w:p>
     <w:p>
@@ -1501,13 +1535,13 @@
           <w:b/>
           <w:bCs/>
         </w:rPr>
-        <w:t xml:space="preserve">(a) No uncertainty estimates</w:t>
-      </w:r>
-      <w:r>
-        <w:t xml:space="preserve"> </w:t>
-      </w:r>
-      <w:r>
-        <w:t xml:space="preserve">— use IPCC suggested ±% from the catalogue</w:t>
+        <w:t xml:space="preserve">(b) Expert judgement ±%</w:t>
+      </w:r>
+      <w:r>
+        <w:t xml:space="preserve"> </w:t>
+      </w:r>
+      <w:r>
+        <w:t xml:space="preserve">— I’ll write a single ±% next to each value</w:t>
       </w:r>
     </w:p>
     <w:p>
@@ -1523,13 +1557,13 @@
           <w:b/>
           <w:bCs/>
         </w:rPr>
-        <w:t xml:space="preserve">(b) Expert judgement ±%</w:t>
-      </w:r>
-      <w:r>
-        <w:t xml:space="preserve"> </w:t>
-      </w:r>
-      <w:r>
-        <w:t xml:space="preserve">— I’ll write a single ±% next to each value</w:t>
+        <w:t xml:space="preserve">(c) Measured confidence intervals</w:t>
+      </w:r>
+      <w:r>
+        <w:t xml:space="preserve"> </w:t>
+      </w:r>
+      <w:r>
+        <w:t xml:space="preserve">— I have explicit lower / upper bounds (or ± with sample size)</w:t>
       </w:r>
     </w:p>
     <w:p>
@@ -1545,124 +1579,114 @@
           <w:b/>
           <w:bCs/>
         </w:rPr>
-        <w:t xml:space="preserve">(c) Measured confidence intervals</w:t>
-      </w:r>
-      <w:r>
-        <w:t xml:space="preserve"> </w:t>
-      </w:r>
-      <w:r>
-        <w:t xml:space="preserve">— I have explicit lower / upper bounds (or ± with sample size)</w:t>
-      </w:r>
-    </w:p>
-    <w:p>
-      <w:pPr>
-        <w:pStyle w:val="Compact"/>
+        <w:t xml:space="preserve">(d) A mix</w:t>
+      </w:r>
+      <w:r>
+        <w:t xml:space="preserve"> </w:t>
+      </w:r>
+      <w:r>
+        <w:t xml:space="preserve">— I’ll specify per parameter</w:t>
+      </w:r>
+    </w:p>
+    <w:bookmarkEnd w:id="15"/>
+    <w:bookmarkStart w:id="16" w:name="time-series-optional"/>
+    <w:p>
+      <w:pPr>
+        <w:pStyle w:val="Heading1"/>
+      </w:pPr>
+      <w:r>
+        <w:t xml:space="preserve">7. Time series (optional)</w:t>
+      </w:r>
+    </w:p>
+    <w:p>
+      <w:pPr>
         <w:numPr>
           <w:ilvl w:val="0"/>
           <w:numId w:val="1022"/>
         </w:numPr>
       </w:pPr>
       <w:r>
+        <w:t xml:space="preserve">☐ I have annual data for</w:t>
+      </w:r>
+      <w:r>
+        <w:t xml:space="preserve"> </w:t>
+      </w:r>
+      <w:r>
         <w:rPr>
           <w:b/>
           <w:bCs/>
         </w:rPr>
-        <w:t xml:space="preserve">(d) A mix</w:t>
-      </w:r>
-      <w:r>
-        <w:t xml:space="preserve"> </w:t>
-      </w:r>
-      <w:r>
-        <w:t xml:space="preserve">— I’ll specify per parameter</w:t>
-      </w:r>
-    </w:p>
-    <w:bookmarkEnd w:id="15"/>
-    <w:bookmarkStart w:id="16" w:name="time-series-optional"/>
-    <w:p>
-      <w:pPr>
-        <w:pStyle w:val="Heading1"/>
-      </w:pPr>
-      <w:r>
-        <w:t xml:space="preserve">7. Time series (optional)</w:t>
+        <w:t xml:space="preserve">5 or more years</w:t>
+      </w:r>
+      <w:r>
+        <w:t xml:space="preserve"> </w:t>
+      </w:r>
+      <w:r>
+        <w:t xml:space="preserve">that the app can use to estimate correlations between parameters.</w:t>
       </w:r>
     </w:p>
     <w:p>
       <w:pPr>
         <w:numPr>
           <w:ilvl w:val="0"/>
+          <w:numId w:val="1022"/>
+        </w:numPr>
+      </w:pPr>
+      <w:r>
+        <w:rPr>
+          <w:b/>
+          <w:bCs/>
+        </w:rPr>
+        <w:t xml:space="preserve">Earliest year:</w:t>
+      </w:r>
+      <w:r>
+        <w:t xml:space="preserve"> </w:t>
+      </w:r>
+      <w:r>
+        <w:t xml:space="preserve">_____________</w:t>
+      </w:r>
+      <w:r>
+        <w:t xml:space="preserve"> </w:t>
+      </w:r>
+      <w:r>
+        <w:rPr>
+          <w:b/>
+          <w:bCs/>
+        </w:rPr>
+        <w:t xml:space="preserve">Latest year:</w:t>
+      </w:r>
+      <w:r>
+        <w:t xml:space="preserve"> </w:t>
+      </w:r>
+      <w:r>
+        <w:t xml:space="preserve">_____________</w:t>
+      </w:r>
+    </w:p>
+    <w:p>
+      <w:pPr>
+        <w:numPr>
+          <w:ilvl w:val="0"/>
+          <w:numId w:val="1022"/>
+        </w:numPr>
+      </w:pPr>
+      <w:r>
+        <w:rPr>
+          <w:b/>
+          <w:bCs/>
+        </w:rPr>
+        <w:t xml:space="preserve">Parameters covered (tick all that apply):</w:t>
+      </w:r>
+    </w:p>
+    <w:p>
+      <w:pPr>
+        <w:pStyle w:val="Compact"/>
+        <w:numPr>
+          <w:ilvl w:val="1"/>
           <w:numId w:val="1023"/>
         </w:numPr>
       </w:pPr>
       <w:r>
-        <w:t xml:space="preserve">☐ I have annual data for</w:t>
-      </w:r>
-      <w:r>
-        <w:t xml:space="preserve"> </w:t>
-      </w:r>
-      <w:r>
-        <w:rPr>
-          <w:b/>
-          <w:bCs/>
-        </w:rPr>
-        <w:t xml:space="preserve">5 or more years</w:t>
-      </w:r>
-      <w:r>
-        <w:t xml:space="preserve"> </w:t>
-      </w:r>
-      <w:r>
-        <w:t xml:space="preserve">that the app can use to estimate correlations between parameters.</w:t>
-      </w:r>
-    </w:p>
-    <w:p>
-      <w:pPr>
-        <w:numPr>
-          <w:ilvl w:val="0"/>
-          <w:numId w:val="1023"/>
-        </w:numPr>
-      </w:pPr>
-      <w:r>
-        <w:rPr>
-          <w:b/>
-          <w:bCs/>
-        </w:rPr>
-        <w:t xml:space="preserve">Earliest year:</w:t>
-      </w:r>
-      <w:r>
-        <w:t xml:space="preserve"> </w:t>
-      </w:r>
-      <w:r>
-        <w:t xml:space="preserve">_____________</w:t>
-      </w:r>
-      <w:r>
-        <w:t xml:space="preserve"> </w:t>
-      </w:r>
-      <w:r>
-        <w:rPr>
-          <w:b/>
-          <w:bCs/>
-        </w:rPr>
-        <w:t xml:space="preserve">Latest year:</w:t>
-      </w:r>
-      <w:r>
-        <w:t xml:space="preserve"> </w:t>
-      </w:r>
-      <w:r>
-        <w:t xml:space="preserve">_____________</w:t>
-      </w:r>
-    </w:p>
-    <w:p>
-      <w:pPr>
-        <w:numPr>
-          <w:ilvl w:val="0"/>
-          <w:numId w:val="1023"/>
-        </w:numPr>
-      </w:pPr>
-      <w:r>
-        <w:rPr>
-          <w:b/>
-          <w:bCs/>
-        </w:rPr>
-        <w:t xml:space="preserve">Parameters covered (tick all that apply):</w:t>
+        <w:t xml:space="preserve">N</w:t>
       </w:r>
     </w:p>
     <w:p>
@@ -1674,7 +1698,7 @@
         </w:numPr>
       </w:pPr>
       <w:r>
-        <w:t xml:space="preserve">N</w:t>
+        <w:t xml:space="preserve">BW</w:t>
       </w:r>
     </w:p>
     <w:p>
@@ -1686,7 +1710,7 @@
         </w:numPr>
       </w:pPr>
       <w:r>
-        <w:t xml:space="preserve">BW</w:t>
+        <w:t xml:space="preserve">MW</w:t>
       </w:r>
     </w:p>
     <w:p>
@@ -1698,7 +1722,7 @@
         </w:numPr>
       </w:pPr>
       <w:r>
-        <w:t xml:space="preserve">MW</w:t>
+        <w:t xml:space="preserve">WG</w:t>
       </w:r>
     </w:p>
     <w:p>
@@ -1710,7 +1734,7 @@
         </w:numPr>
       </w:pPr>
       <w:r>
-        <w:t xml:space="preserve">WG</w:t>
+        <w:t xml:space="preserve">Milk</w:t>
       </w:r>
     </w:p>
     <w:p>
@@ -1722,7 +1746,7 @@
         </w:numPr>
       </w:pPr>
       <w:r>
-        <w:t xml:space="preserve">Milk</w:t>
+        <w:t xml:space="preserve">Fat</w:t>
       </w:r>
     </w:p>
     <w:p>
@@ -1734,7 +1758,7 @@
         </w:numPr>
       </w:pPr>
       <w:r>
-        <w:t xml:space="preserve">Fat</w:t>
+        <w:t xml:space="preserve">pct_calving</w:t>
       </w:r>
     </w:p>
     <w:p>
@@ -1746,7 +1770,7 @@
         </w:numPr>
       </w:pPr>
       <w:r>
-        <w:t xml:space="preserve">pct_calving</w:t>
+        <w:t xml:space="preserve">DE</w:t>
       </w:r>
     </w:p>
     <w:p>
@@ -1758,7 +1782,7 @@
         </w:numPr>
       </w:pPr>
       <w:r>
-        <w:t xml:space="preserve">DE</w:t>
+        <w:t xml:space="preserve">CP</w:t>
       </w:r>
     </w:p>
     <w:p>
@@ -1767,18 +1791,6 @@
         <w:numPr>
           <w:ilvl w:val="1"/>
           <w:numId w:val="1032"/>
-        </w:numPr>
-      </w:pPr>
-      <w:r>
-        <w:t xml:space="preserve">CP</w:t>
-      </w:r>
-    </w:p>
-    <w:p>
-      <w:pPr>
-        <w:pStyle w:val="Compact"/>
-        <w:numPr>
-          <w:ilvl w:val="1"/>
-          <w:numId w:val="1033"/>
         </w:numPr>
       </w:pPr>
       <w:r>
@@ -2345,10 +2357,10 @@
     <w:abstractNumId w:val="992"/>
   </w:num>
   <w:num w:numId="1022">
-    <w:abstractNumId w:val="992"/>
+    <w:abstractNumId w:val="991"/>
   </w:num>
   <w:num w:numId="1023">
-    <w:abstractNumId w:val="991"/>
+    <w:abstractNumId w:val="992"/>
   </w:num>
   <w:num w:numId="1024">
     <w:abstractNumId w:val="992"/>
@@ -2378,9 +2390,6 @@
     <w:abstractNumId w:val="992"/>
   </w:num>
   <w:num w:numId="1033">
-    <w:abstractNumId w:val="992"/>
-  </w:num>
-  <w:num w:numId="1034">
     <w:abstractNumId w:val="99411"/>
     <w:lvlOverride w:ilvl="0">
       <w:startOverride w:val="1"/>

--- a/claude_project_assets/questionnaire.docx
+++ b/claude_project_assets/questionnaire.docx
@@ -148,6 +148,33 @@
       </w:r>
       <w:r>
         <w:t xml:space="preserve">______________________________________________________</w:t>
+      </w:r>
+    </w:p>
+    <w:p>
+      <w:pPr>
+        <w:numPr>
+          <w:ilvl w:val="0"/>
+          <w:numId w:val="1001"/>
+        </w:numPr>
+      </w:pPr>
+      <w:r>
+        <w:rPr>
+          <w:b/>
+          <w:bCs/>
+        </w:rPr>
+        <w:t xml:space="preserve">Continental region</w:t>
+      </w:r>
+      <w:r>
+        <w:t xml:space="preserve"> </w:t>
+      </w:r>
+      <w:r>
+        <w:t xml:space="preserve">(tick one — drives the IPCC BW deviation benchmark):</w:t>
+      </w:r>
+      <w:r>
+        <w:t xml:space="preserve"> </w:t>
+      </w:r>
+      <w:r>
+        <w:t xml:space="preserve">[ ] africa   [ ] asia   [ ] europe   [ ] americas   [ ] oceania   [ ] global</w:t>
       </w:r>
     </w:p>
     <w:p>
@@ -912,6 +939,188 @@
         <w:t xml:space="preserve">Example: dairy cows: pasture 40%, solid_storage 35%, liquid_slurry 15%, lagoon 10% (sums to 100).</w:t>
       </w:r>
     </w:p>
+    <w:p>
+      <w:pPr>
+        <w:pStyle w:val="BodyText"/>
+      </w:pPr>
+      <w:r>
+        <w:rPr>
+          <w:b/>
+          <w:bCs/>
+        </w:rPr>
+        <w:t xml:space="preserve">Optional — is the allocation itself uncertain?</w:t>
+      </w:r>
+      <w:r>
+        <w:t xml:space="preserve"> </w:t>
+      </w:r>
+      <w:r>
+        <w:t xml:space="preserve">If yes, give a range per share (e.g. </w:t>
+      </w:r>
+      <w:r>
+        <w:t xml:space="preserve">“pasture 40 %, lower 30 %, upper 55 %”</w:t>
+      </w:r>
+      <w:r>
+        <w:t xml:space="preserve">). The app samples each MMS within its range and renormalises every Monte Carlo iteration so the totals still sum to 100 %. Leave blank if you are confident in the central allocation.</w:t>
+      </w:r>
+    </w:p>
+    <w:tbl>
+      <w:tblPr>
+        <w:tblStyle w:val="Table"/>
+        <w:tblW w:type="auto" w:w="0"/>
+        <w:tblLook w:firstRow="1" w:lastRow="0" w:firstColumn="0" w:lastColumn="0" w:noHBand="0" w:noVBand="0" w:val="0020"/>
+      </w:tblPr>
+      <w:tblGrid>
+        <w:gridCol w:w="1584"/>
+        <w:gridCol w:w="1584"/>
+        <w:gridCol w:w="1584"/>
+        <w:gridCol w:w="1584"/>
+        <w:gridCol w:w="1584"/>
+      </w:tblGrid>
+      <w:tr>
+        <w:trPr>
+          <w:tblHeader w:val="on"/>
+        </w:trPr>
+        <w:tc>
+          <w:tcPr/>
+          <w:p>
+            <w:pPr>
+              <w:pStyle w:val="Compact"/>
+            </w:pPr>
+            <w:r>
+              <w:t xml:space="preserve">Sub-category</w:t>
+            </w:r>
+          </w:p>
+        </w:tc>
+        <w:tc>
+          <w:tcPr/>
+          <w:p>
+            <w:pPr>
+              <w:pStyle w:val="Compact"/>
+            </w:pPr>
+            <w:r>
+              <w:t xml:space="preserve">System</w:t>
+            </w:r>
+          </w:p>
+        </w:tc>
+        <w:tc>
+          <w:tcPr/>
+          <w:p>
+            <w:pPr>
+              <w:pStyle w:val="Compact"/>
+            </w:pPr>
+            <w:r>
+              <w:t xml:space="preserve">Central %</w:t>
+            </w:r>
+          </w:p>
+        </w:tc>
+        <w:tc>
+          <w:tcPr/>
+          <w:p>
+            <w:pPr>
+              <w:pStyle w:val="Compact"/>
+            </w:pPr>
+            <w:r>
+              <w:t xml:space="preserve">Lower %</w:t>
+            </w:r>
+          </w:p>
+        </w:tc>
+        <w:tc>
+          <w:tcPr/>
+          <w:p>
+            <w:pPr>
+              <w:pStyle w:val="Compact"/>
+            </w:pPr>
+            <w:r>
+              <w:t xml:space="preserve">Upper %</w:t>
+            </w:r>
+          </w:p>
+        </w:tc>
+      </w:tr>
+      <w:tr>
+        <w:tc>
+          <w:tcPr/>
+          <w:p>
+            <w:pPr>
+              <w:pStyle w:val="Compact"/>
+            </w:pPr>
+          </w:p>
+        </w:tc>
+        <w:tc>
+          <w:tcPr/>
+          <w:p>
+            <w:pPr>
+              <w:pStyle w:val="Compact"/>
+            </w:pPr>
+          </w:p>
+        </w:tc>
+        <w:tc>
+          <w:tcPr/>
+          <w:p>
+            <w:pPr>
+              <w:pStyle w:val="Compact"/>
+            </w:pPr>
+          </w:p>
+        </w:tc>
+        <w:tc>
+          <w:tcPr/>
+          <w:p>
+            <w:pPr>
+              <w:pStyle w:val="Compact"/>
+            </w:pPr>
+          </w:p>
+        </w:tc>
+        <w:tc>
+          <w:tcPr/>
+          <w:p>
+            <w:pPr>
+              <w:pStyle w:val="Compact"/>
+            </w:pPr>
+          </w:p>
+        </w:tc>
+      </w:tr>
+      <w:tr>
+        <w:tc>
+          <w:tcPr/>
+          <w:p>
+            <w:pPr>
+              <w:pStyle w:val="Compact"/>
+            </w:pPr>
+          </w:p>
+        </w:tc>
+        <w:tc>
+          <w:tcPr/>
+          <w:p>
+            <w:pPr>
+              <w:pStyle w:val="Compact"/>
+            </w:pPr>
+          </w:p>
+        </w:tc>
+        <w:tc>
+          <w:tcPr/>
+          <w:p>
+            <w:pPr>
+              <w:pStyle w:val="Compact"/>
+            </w:pPr>
+          </w:p>
+        </w:tc>
+        <w:tc>
+          <w:tcPr/>
+          <w:p>
+            <w:pPr>
+              <w:pStyle w:val="Compact"/>
+            </w:pPr>
+          </w:p>
+        </w:tc>
+        <w:tc>
+          <w:tcPr/>
+          <w:p>
+            <w:pPr>
+              <w:pStyle w:val="Compact"/>
+            </w:pPr>
+          </w:p>
+        </w:tc>
+      </w:tr>
+    </w:tbl>
     <w:bookmarkEnd w:id="13"/>
     <w:bookmarkStart w:id="14" w:name="data-fields-you-have"/>
     <w:p>
@@ -1052,7 +1261,7 @@
         </w:numPr>
       </w:pPr>
       <w:r>
-        <w:t xml:space="preserve">Fraction of females calving in the year —</w:t>
+        <w:t xml:space="preserve">Fraction of females pregnant in the year (includes pregnant heifers) —</w:t>
       </w:r>
       <w:r>
         <w:t xml:space="preserve"> </w:t>
@@ -1061,7 +1270,7 @@
         <w:rPr>
           <w:rStyle w:val="VerbatimChar"/>
         </w:rPr>
-        <w:t xml:space="preserve">pct_calving</w:t>
+        <w:t xml:space="preserve">pct_pregnant</w:t>
       </w:r>
     </w:p>
     <w:p>
@@ -1758,7 +1967,7 @@
         </w:numPr>
       </w:pPr>
       <w:r>
-        <w:t xml:space="preserve">pct_calving</w:t>
+        <w:t xml:space="preserve">pct_pregnant</w:t>
       </w:r>
     </w:p>
     <w:p>
@@ -3644,4 +3853,237 @@
     </a:ext>
   </a:extLst>
 </a:theme>
+</file>
+
+<file path=customXml/item1.xml><?xml version="1.0" encoding="utf-8"?>
+<ct:contentTypeSchema xmlns:ct="http://schemas.microsoft.com/office/2006/metadata/contentType" xmlns:ma="http://schemas.microsoft.com/office/2006/metadata/properties/metaAttributes" ct:_="" ma:_="" ma:contentTypeName="Document" ma:contentTypeID="0x0101006AAA32E7549EE6449AC68337FF671C5A" ma:contentTypeVersion="12" ma:contentTypeDescription="Create a new document." ma:contentTypeScope="" ma:versionID="5b725368af9e92254b31af2044252fac">
+  <xsd:schema xmlns:xsd="http://www.w3.org/2001/XMLSchema" xmlns:xs="http://www.w3.org/2001/XMLSchema" xmlns:p="http://schemas.microsoft.com/office/2006/metadata/properties" xmlns:ns2="03e19825-731a-404b-84c3-310fff85d1a8" xmlns:ns3="a675dd88-c1ff-478a-b60f-ff004313760b" targetNamespace="http://schemas.microsoft.com/office/2006/metadata/properties" ma:root="true" ma:fieldsID="de1faf0135fd982ba30b50c3b754e7cb" ns2:_="" ns3:_="">
+    <xsd:import namespace="03e19825-731a-404b-84c3-310fff85d1a8"/>
+    <xsd:import namespace="a675dd88-c1ff-478a-b60f-ff004313760b"/>
+    <xsd:element name="properties">
+      <xsd:complexType>
+        <xsd:sequence>
+          <xsd:element name="documentManagement">
+            <xsd:complexType>
+              <xsd:all>
+                <xsd:element ref="ns2:MediaServiceMetadata" minOccurs="0"/>
+                <xsd:element ref="ns2:MediaServiceFastMetadata" minOccurs="0"/>
+                <xsd:element ref="ns2:MediaServiceSearchProperties" minOccurs="0"/>
+                <xsd:element ref="ns2:MediaServiceDateTaken" minOccurs="0"/>
+                <xsd:element ref="ns2:lcf76f155ced4ddcb4097134ff3c332f" minOccurs="0"/>
+                <xsd:element ref="ns3:TaxCatchAll" minOccurs="0"/>
+                <xsd:element ref="ns2:MediaServiceGenerationTime" minOccurs="0"/>
+                <xsd:element ref="ns2:MediaServiceEventHashCode" minOccurs="0"/>
+                <xsd:element ref="ns2:MediaServiceOCR" minOccurs="0"/>
+                <xsd:element ref="ns2:MediaLengthInSeconds" minOccurs="0"/>
+                <xsd:element ref="ns2:MediaServiceLocation" minOccurs="0"/>
+              </xsd:all>
+            </xsd:complexType>
+          </xsd:element>
+        </xsd:sequence>
+      </xsd:complexType>
+    </xsd:element>
+  </xsd:schema>
+  <xsd:schema xmlns:xsd="http://www.w3.org/2001/XMLSchema" xmlns:xs="http://www.w3.org/2001/XMLSchema" xmlns:dms="http://schemas.microsoft.com/office/2006/documentManagement/types" xmlns:pc="http://schemas.microsoft.com/office/infopath/2007/PartnerControls" targetNamespace="03e19825-731a-404b-84c3-310fff85d1a8" elementFormDefault="qualified">
+    <xsd:import namespace="http://schemas.microsoft.com/office/2006/documentManagement/types"/>
+    <xsd:import namespace="http://schemas.microsoft.com/office/infopath/2007/PartnerControls"/>
+    <xsd:element name="MediaServiceMetadata" ma:index="8" nillable="true" ma:displayName="MediaServiceMetadata" ma:hidden="true" ma:internalName="MediaServiceMetadata" ma:readOnly="true">
+      <xsd:simpleType>
+        <xsd:restriction base="dms:Note"/>
+      </xsd:simpleType>
+    </xsd:element>
+    <xsd:element name="MediaServiceFastMetadata" ma:index="9" nillable="true" ma:displayName="MediaServiceFastMetadata" ma:hidden="true" ma:internalName="MediaServiceFastMetadata" ma:readOnly="true">
+      <xsd:simpleType>
+        <xsd:restriction base="dms:Note"/>
+      </xsd:simpleType>
+    </xsd:element>
+    <xsd:element name="MediaServiceSearchProperties" ma:index="10" nillable="true" ma:displayName="MediaServiceSearchProperties" ma:hidden="true" ma:internalName="MediaServiceSearchProperties" ma:readOnly="true">
+      <xsd:simpleType>
+        <xsd:restriction base="dms:Note"/>
+      </xsd:simpleType>
+    </xsd:element>
+    <xsd:element name="MediaServiceDateTaken" ma:index="11" nillable="true" ma:displayName="MediaServiceDateTaken" ma:hidden="true" ma:indexed="true" ma:internalName="MediaServiceDateTaken" ma:readOnly="true">
+      <xsd:simpleType>
+        <xsd:restriction base="dms:Text"/>
+      </xsd:simpleType>
+    </xsd:element>
+    <xsd:element name="lcf76f155ced4ddcb4097134ff3c332f" ma:index="13" nillable="true" ma:taxonomy="true" ma:internalName="lcf76f155ced4ddcb4097134ff3c332f" ma:taxonomyFieldName="MediaServiceImageTags" ma:displayName="Image Tags" ma:readOnly="false" ma:fieldId="{5cf76f15-5ced-4ddc-b409-7134ff3c332f}" ma:taxonomyMulti="true" ma:sspId="41616629-9183-4d38-9e3a-f9db27d53a26" ma:termSetId="09814cd3-568e-fe90-9814-8d621ff8fb84" ma:anchorId="fba54fb3-c3e1-fe81-a776-ca4b69148c4d" ma:open="true" ma:isKeyword="false">
+      <xsd:complexType>
+        <xsd:sequence>
+          <xsd:element ref="pc:Terms" minOccurs="0" maxOccurs="1"/>
+        </xsd:sequence>
+      </xsd:complexType>
+    </xsd:element>
+    <xsd:element name="MediaServiceGenerationTime" ma:index="15" nillable="true" ma:displayName="MediaServiceGenerationTime" ma:hidden="true" ma:internalName="MediaServiceGenerationTime" ma:readOnly="true">
+      <xsd:simpleType>
+        <xsd:restriction base="dms:Text"/>
+      </xsd:simpleType>
+    </xsd:element>
+    <xsd:element name="MediaServiceEventHashCode" ma:index="16" nillable="true" ma:displayName="MediaServiceEventHashCode" ma:hidden="true" ma:internalName="MediaServiceEventHashCode" ma:readOnly="true">
+      <xsd:simpleType>
+        <xsd:restriction base="dms:Text"/>
+      </xsd:simpleType>
+    </xsd:element>
+    <xsd:element name="MediaServiceOCR" ma:index="17" nillable="true" ma:displayName="Extracted Text" ma:internalName="MediaServiceOCR" ma:readOnly="true">
+      <xsd:simpleType>
+        <xsd:restriction base="dms:Note">
+          <xsd:maxLength value="255"/>
+        </xsd:restriction>
+      </xsd:simpleType>
+    </xsd:element>
+    <xsd:element name="MediaLengthInSeconds" ma:index="18" nillable="true" ma:displayName="MediaLengthInSeconds" ma:hidden="true" ma:internalName="MediaLengthInSeconds" ma:readOnly="true">
+      <xsd:simpleType>
+        <xsd:restriction base="dms:Unknown"/>
+      </xsd:simpleType>
+    </xsd:element>
+    <xsd:element name="MediaServiceLocation" ma:index="19" nillable="true" ma:displayName="Location" ma:indexed="true" ma:internalName="MediaServiceLocation" ma:readOnly="true">
+      <xsd:simpleType>
+        <xsd:restriction base="dms:Text"/>
+      </xsd:simpleType>
+    </xsd:element>
+  </xsd:schema>
+  <xsd:schema xmlns:xsd="http://www.w3.org/2001/XMLSchema" xmlns:xs="http://www.w3.org/2001/XMLSchema" xmlns:dms="http://schemas.microsoft.com/office/2006/documentManagement/types" xmlns:pc="http://schemas.microsoft.com/office/infopath/2007/PartnerControls" targetNamespace="a675dd88-c1ff-478a-b60f-ff004313760b" elementFormDefault="qualified">
+    <xsd:import namespace="http://schemas.microsoft.com/office/2006/documentManagement/types"/>
+    <xsd:import namespace="http://schemas.microsoft.com/office/infopath/2007/PartnerControls"/>
+    <xsd:element name="TaxCatchAll" ma:index="14" nillable="true" ma:displayName="Taxonomy Catch All Column" ma:hidden="true" ma:list="{fee70d54-65c2-44e4-aa1e-ee2a67be174e}" ma:internalName="TaxCatchAll" ma:showField="CatchAllData" ma:web="a675dd88-c1ff-478a-b60f-ff004313760b">
+      <xsd:complexType>
+        <xsd:complexContent>
+          <xsd:extension base="dms:MultiChoiceLookup">
+            <xsd:sequence>
+              <xsd:element name="Value" type="dms:Lookup" maxOccurs="unbounded" minOccurs="0" nillable="true"/>
+            </xsd:sequence>
+          </xsd:extension>
+        </xsd:complexContent>
+      </xsd:complexType>
+    </xsd:element>
+  </xsd:schema>
+  <xsd:schema xmlns="http://schemas.openxmlformats.org/package/2006/metadata/core-properties" xmlns:xsd="http://www.w3.org/2001/XMLSchema" xmlns:xsi="http://www.w3.org/2001/XMLSchema-instance" xmlns:dc="http://purl.org/dc/elements/1.1/" xmlns:dcterms="http://purl.org/dc/terms/" xmlns:odoc="http://schemas.microsoft.com/internal/obd" targetNamespace="http://schemas.openxmlformats.org/package/2006/metadata/core-properties" elementFormDefault="qualified" attributeFormDefault="unqualified" blockDefault="#all">
+    <xsd:import namespace="http://purl.org/dc/elements/1.1/" schemaLocation="http://dublincore.org/schemas/xmls/qdc/2003/04/02/dc.xsd"/>
+    <xsd:import namespace="http://purl.org/dc/terms/" schemaLocation="http://dublincore.org/schemas/xmls/qdc/2003/04/02/dcterms.xsd"/>
+    <xsd:element name="coreProperties" type="CT_coreProperties"/>
+    <xsd:complexType name="CT_coreProperties">
+      <xsd:all>
+        <xsd:element ref="dc:creator" minOccurs="0" maxOccurs="1"/>
+        <xsd:element ref="dcterms:created" minOccurs="0" maxOccurs="1"/>
+        <xsd:element ref="dc:identifier" minOccurs="0" maxOccurs="1"/>
+        <xsd:element name="contentType" minOccurs="0" maxOccurs="1" type="xsd:string" ma:index="0" ma:displayName="Content Type"/>
+        <xsd:element ref="dc:title" minOccurs="0" maxOccurs="1" ma:index="4" ma:displayName="Title"/>
+        <xsd:element ref="dc:subject" minOccurs="0" maxOccurs="1"/>
+        <xsd:element ref="dc:description" minOccurs="0" maxOccurs="1"/>
+        <xsd:element name="keywords" minOccurs="0" maxOccurs="1" type="xsd:string"/>
+        <xsd:element ref="dc:language" minOccurs="0" maxOccurs="1"/>
+        <xsd:element name="category" minOccurs="0" maxOccurs="1" type="xsd:string"/>
+        <xsd:element name="version" minOccurs="0" maxOccurs="1" type="xsd:string"/>
+        <xsd:element name="revision" minOccurs="0" maxOccurs="1" type="xsd:string">
+          <xsd:annotation>
+            <xsd:documentation>
+                        This value indicates the number of saves or revisions. The application is responsible for updating this value after each revision.
+                    </xsd:documentation>
+          </xsd:annotation>
+        </xsd:element>
+        <xsd:element name="lastModifiedBy" minOccurs="0" maxOccurs="1" type="xsd:string"/>
+        <xsd:element ref="dcterms:modified" minOccurs="0" maxOccurs="1"/>
+        <xsd:element name="contentStatus" minOccurs="0" maxOccurs="1" type="xsd:string"/>
+      </xsd:all>
+    </xsd:complexType>
+  </xsd:schema>
+  <xs:schema xmlns:pc="http://schemas.microsoft.com/office/infopath/2007/PartnerControls" xmlns:xs="http://www.w3.org/2001/XMLSchema" targetNamespace="http://schemas.microsoft.com/office/infopath/2007/PartnerControls" elementFormDefault="qualified" attributeFormDefault="unqualified">
+    <xs:element name="Person">
+      <xs:complexType>
+        <xs:sequence>
+          <xs:element ref="pc:DisplayName" minOccurs="0"/>
+          <xs:element ref="pc:AccountId" minOccurs="0"/>
+          <xs:element ref="pc:AccountType" minOccurs="0"/>
+        </xs:sequence>
+      </xs:complexType>
+    </xs:element>
+    <xs:element name="DisplayName" type="xs:string"/>
+    <xs:element name="AccountId" type="xs:string"/>
+    <xs:element name="AccountType" type="xs:string"/>
+    <xs:element name="BDCAssociatedEntity">
+      <xs:complexType>
+        <xs:sequence>
+          <xs:element ref="pc:BDCEntity" minOccurs="0" maxOccurs="unbounded"/>
+        </xs:sequence>
+        <xs:attribute ref="pc:EntityNamespace"/>
+        <xs:attribute ref="pc:EntityName"/>
+        <xs:attribute ref="pc:SystemInstanceName"/>
+        <xs:attribute ref="pc:AssociationName"/>
+      </xs:complexType>
+    </xs:element>
+    <xs:attribute name="EntityNamespace" type="xs:string"/>
+    <xs:attribute name="EntityName" type="xs:string"/>
+    <xs:attribute name="SystemInstanceName" type="xs:string"/>
+    <xs:attribute name="AssociationName" type="xs:string"/>
+    <xs:element name="BDCEntity">
+      <xs:complexType>
+        <xs:sequence>
+          <xs:element ref="pc:EntityDisplayName" minOccurs="0"/>
+          <xs:element ref="pc:EntityInstanceReference" minOccurs="0"/>
+          <xs:element ref="pc:EntityId1" minOccurs="0"/>
+          <xs:element ref="pc:EntityId2" minOccurs="0"/>
+          <xs:element ref="pc:EntityId3" minOccurs="0"/>
+          <xs:element ref="pc:EntityId4" minOccurs="0"/>
+          <xs:element ref="pc:EntityId5" minOccurs="0"/>
+        </xs:sequence>
+      </xs:complexType>
+    </xs:element>
+    <xs:element name="EntityDisplayName" type="xs:string"/>
+    <xs:element name="EntityInstanceReference" type="xs:string"/>
+    <xs:element name="EntityId1" type="xs:string"/>
+    <xs:element name="EntityId2" type="xs:string"/>
+    <xs:element name="EntityId3" type="xs:string"/>
+    <xs:element name="EntityId4" type="xs:string"/>
+    <xs:element name="EntityId5" type="xs:string"/>
+    <xs:element name="Terms">
+      <xs:complexType>
+        <xs:sequence>
+          <xs:element ref="pc:TermInfo" minOccurs="0" maxOccurs="unbounded"/>
+        </xs:sequence>
+      </xs:complexType>
+    </xs:element>
+    <xs:element name="TermInfo">
+      <xs:complexType>
+        <xs:sequence>
+          <xs:element ref="pc:TermName" minOccurs="0"/>
+          <xs:element ref="pc:TermId" minOccurs="0"/>
+        </xs:sequence>
+      </xs:complexType>
+    </xs:element>
+    <xs:element name="TermName" type="xs:string"/>
+    <xs:element name="TermId" type="xs:string"/>
+  </xs:schema>
+</ct:contentTypeSchema>
+</file>
+
+<file path=customXml/item2.xml><?xml version="1.0" encoding="utf-8"?>
+<?mso-contentType ?>
+<FormTemplates xmlns="http://schemas.microsoft.com/sharepoint/v3/contenttype/forms">
+  <Display>DocumentLibraryForm</Display>
+  <Edit>DocumentLibraryForm</Edit>
+  <New>DocumentLibraryForm</New>
+</FormTemplates>
+</file>
+
+<file path=customXml/item3.xml><?xml version="1.0" encoding="utf-8"?>
+<p:properties xmlns:p="http://schemas.microsoft.com/office/2006/metadata/properties" xmlns:xsi="http://www.w3.org/2001/XMLSchema-instance" xmlns:pc="http://schemas.microsoft.com/office/infopath/2007/PartnerControls">
+  <documentManagement>
+    <lcf76f155ced4ddcb4097134ff3c332f xmlns="03e19825-731a-404b-84c3-310fff85d1a8">
+      <Terms xmlns="http://schemas.microsoft.com/office/infopath/2007/PartnerControls"/>
+    </lcf76f155ced4ddcb4097134ff3c332f>
+    <TaxCatchAll xmlns="a675dd88-c1ff-478a-b60f-ff004313760b" xsi:nil="true"/>
+  </documentManagement>
+</p:properties>
+</file>
+
+<file path=customXml/itemProps1.xml><?xml version="1.0" encoding="utf-8"?>
+<ds:datastoreItem xmlns:ds="http://schemas.openxmlformats.org/officeDocument/2006/customXml" ds:itemID="{9C85E551-6391-475A-B05B-46299CC4470F}"/>
+</file>
+
+<file path=customXml/itemProps2.xml><?xml version="1.0" encoding="utf-8"?>
+<ds:datastoreItem xmlns:ds="http://schemas.openxmlformats.org/officeDocument/2006/customXml" ds:itemID="{E76104FF-5C6A-4ACF-A8C5-F20252CD9D40}"/>
+</file>
+
+<file path=customXml/itemProps3.xml><?xml version="1.0" encoding="utf-8"?>
+<ds:datastoreItem xmlns:ds="http://schemas.openxmlformats.org/officeDocument/2006/customXml" ds:itemID="{1B0DC8F7-546A-40D1-9659-58A91D1A19ED}"/>
 </file>
--- a/claude_project_assets/questionnaire.docx
+++ b/claude_project_assets/questionnaire.docx
@@ -24,14 +24,6 @@
       </w:pPr>
       <w:r>
         <w:t xml:space="preserve">CIAT / CGIAR Alliance — ClimateActionNetZero</w:t>
-      </w:r>
-    </w:p>
-    <w:p>
-      <w:pPr>
-        <w:pStyle w:val="Date"/>
-      </w:pPr>
-      <w:r>
-        <w:t xml:space="preserve">May 2026</w:t>
       </w:r>
     </w:p>
     <w:p>
@@ -4077,13 +4069,13 @@
 </file>
 
 <file path=customXml/itemProps1.xml><?xml version="1.0" encoding="utf-8"?>
-<ds:datastoreItem xmlns:ds="http://schemas.openxmlformats.org/officeDocument/2006/customXml" ds:itemID="{9C85E551-6391-475A-B05B-46299CC4470F}"/>
+<ds:datastoreItem xmlns:ds="http://schemas.openxmlformats.org/officeDocument/2006/customXml" ds:itemID="{547D2B41-CA1A-4173-A63C-559F4D417741}"/>
 </file>
 
 <file path=customXml/itemProps2.xml><?xml version="1.0" encoding="utf-8"?>
-<ds:datastoreItem xmlns:ds="http://schemas.openxmlformats.org/officeDocument/2006/customXml" ds:itemID="{E76104FF-5C6A-4ACF-A8C5-F20252CD9D40}"/>
+<ds:datastoreItem xmlns:ds="http://schemas.openxmlformats.org/officeDocument/2006/customXml" ds:itemID="{660A9C69-1E8B-4040-B586-95BDCB3B0B6D}"/>
 </file>
 
 <file path=customXml/itemProps3.xml><?xml version="1.0" encoding="utf-8"?>
-<ds:datastoreItem xmlns:ds="http://schemas.openxmlformats.org/officeDocument/2006/customXml" ds:itemID="{1B0DC8F7-546A-40D1-9659-58A91D1A19ED}"/>
+<ds:datastoreItem xmlns:ds="http://schemas.openxmlformats.org/officeDocument/2006/customXml" ds:itemID="{FBA8B8FF-3419-4250-8D87-DC486D537FDD}"/>
 </file>